--- a/docs/User Guide_Mike.docx
+++ b/docs/User Guide_Mike.docx
@@ -243,12 +243,36 @@
     </w:p>
     <w:p>
       <w:r>
-        <w:t>The software is a modern implementation of the classic Breakout arcade game, developed using the Python programming language and the Pygame framework. The game runs as a desktop application and provides an interactive, real-time gameplay experience. The player controls a paddle to bounce a ball and destroy blocks arranged on the screen, advancing through multiple levels.</w:t>
-      </w:r>
-    </w:p>
-    <w:p>
-      <w:r>
-        <w:t>The primary objective of the game is to destroy all blocks in each level, while preventing the ball from falling below the paddle. The player earns points for each block destroyed and begins the game with a limited number of lives. Each time the ball falls below the paddle, the player loses one life. When all lives are lost, the game transitions to the Game Over state and provides the option to restart or exit.</w:t>
+        <w:t xml:space="preserve">The software is a modern implementation of the classic Breakout arcade game, developed using the Python programming language and the </w:t>
+      </w:r>
+      <w:proofErr w:type="spellStart"/>
+      <w:r>
+        <w:t>Pygame</w:t>
+      </w:r>
+      <w:proofErr w:type="spellEnd"/>
+      <w:r>
+        <w:t xml:space="preserve"> framework. The game runs as a desktop application and provides </w:t>
+      </w:r>
+      <w:proofErr w:type="gramStart"/>
+      <w:r>
+        <w:t>an interactive</w:t>
+      </w:r>
+      <w:proofErr w:type="gramEnd"/>
+      <w:r>
+        <w:t>, real-time gameplay experience. The player controls a paddle to bounce a ball and destroy blocks arranged on the screen, advancing through multiple levels.</w:t>
+      </w:r>
+    </w:p>
+    <w:p>
+      <w:r>
+        <w:t xml:space="preserve">The primary objective of the game is to destroy all blocks </w:t>
+      </w:r>
+      <w:proofErr w:type="gramStart"/>
+      <w:r>
+        <w:t>in</w:t>
+      </w:r>
+      <w:proofErr w:type="gramEnd"/>
+      <w:r>
+        <w:t xml:space="preserve"> each level, while preventing the ball from falling below the paddle. The player earns points for each block destroyed and begins the game with a limited number of lives. Each time the ball falls below the paddle, the player loses one life. When all lives are lost, the game transitions to the Game Over state and provides the option to restart or exit.</w:t>
       </w:r>
     </w:p>
     <w:p>
@@ -329,7 +353,193 @@
         <w:pStyle w:val="Heading1"/>
       </w:pPr>
       <w:r>
-        <w:t>9 Step-By-Step Instructions For USing The Software’s Main Features</w:t>
+        <w:t xml:space="preserve">9 Step-By-Step Instructions For USing </w:t>
+      </w:r>
+      <w:proofErr w:type="gramStart"/>
+      <w:r>
+        <w:t>The Software’s</w:t>
+      </w:r>
+      <w:proofErr w:type="gramEnd"/>
+      <w:r>
+        <w:t xml:space="preserve"> Main </w:t>
+      </w:r>
+      <w:proofErr w:type="gramStart"/>
+      <w:r>
+        <w:t>Features</w:t>
+      </w:r>
+      <w:proofErr w:type="gramEnd"/>
+    </w:p>
+    <w:p>
+      <w:pPr>
+        <w:rPr>
+          <w:u w:val="single"/>
+        </w:rPr>
+      </w:pPr>
+      <w:r>
+        <w:rPr>
+          <w:u w:val="single"/>
+        </w:rPr>
+        <w:t>Game Start:</w:t>
+      </w:r>
+    </w:p>
+    <w:p>
+      <w:r>
+        <w:t xml:space="preserve">From the Main Menu, </w:t>
+      </w:r>
+      <w:r>
+        <w:t>press SPACE to start</w:t>
+      </w:r>
+      <w:r>
+        <w:t>.</w:t>
+      </w:r>
+    </w:p>
+    <w:p>
+      <w:r>
+        <w:t>The game will load L</w:t>
+      </w:r>
+      <w:r>
+        <w:t>evel Select</w:t>
+      </w:r>
+      <w:r>
+        <w:t>.</w:t>
+      </w:r>
+      <w:r>
+        <w:t xml:space="preserve"> Use the arrow keys to navigate to the desired </w:t>
+      </w:r>
+      <w:r>
+        <w:t>level and</w:t>
+      </w:r>
+      <w:r>
+        <w:t xml:space="preserve"> </w:t>
+      </w:r>
+      <w:r>
+        <w:t xml:space="preserve">press </w:t>
+      </w:r>
+      <w:r>
+        <w:t>ENTER to confirm.</w:t>
+      </w:r>
+    </w:p>
+    <w:p>
+      <w:pPr>
+        <w:rPr>
+          <w:u w:val="single"/>
+        </w:rPr>
+      </w:pPr>
+      <w:r>
+        <w:rPr>
+          <w:u w:val="single"/>
+        </w:rPr>
+        <w:t>Gameplay</w:t>
+      </w:r>
+      <w:r>
+        <w:rPr>
+          <w:u w:val="single"/>
+        </w:rPr>
+        <w:t>:</w:t>
+      </w:r>
+    </w:p>
+    <w:p>
+      <w:r>
+        <w:t>Press SPACE to launch the ball.</w:t>
+      </w:r>
+    </w:p>
+    <w:p>
+      <w:r>
+        <w:t>Use the Left Arrow (←) key</w:t>
+      </w:r>
+      <w:r>
+        <w:t xml:space="preserve"> or (A)</w:t>
+      </w:r>
+      <w:r>
+        <w:t xml:space="preserve"> to move the paddle left.</w:t>
+      </w:r>
+    </w:p>
+    <w:p>
+      <w:r>
+        <w:t xml:space="preserve">Use the Right Arrow (→) key </w:t>
+      </w:r>
+      <w:r>
+        <w:t xml:space="preserve">or (D) </w:t>
+      </w:r>
+      <w:r>
+        <w:t>to move the paddle right.</w:t>
+      </w:r>
+    </w:p>
+    <w:p>
+      <w:pPr>
+        <w:rPr>
+          <w:u w:val="single"/>
+        </w:rPr>
+      </w:pPr>
+      <w:r>
+        <w:rPr>
+          <w:u w:val="single"/>
+        </w:rPr>
+        <w:t>Scoring and Lives</w:t>
+      </w:r>
+      <w:r>
+        <w:rPr>
+          <w:u w:val="single"/>
+        </w:rPr>
+        <w:t>:</w:t>
+      </w:r>
+    </w:p>
+    <w:p>
+      <w:r>
+        <w:t>Level complete when all bricks have been destroyed.</w:t>
+      </w:r>
+    </w:p>
+    <w:p>
+      <w:r>
+        <w:t>After completing a level, press SPACE for Next Level, (R) to Replay, or (ESC) to Quit.</w:t>
+      </w:r>
+    </w:p>
+    <w:p>
+      <w:r>
+        <w:t xml:space="preserve">The player begins the game with 3 lives. </w:t>
+      </w:r>
+      <w:r>
+        <w:t>One l</w:t>
+      </w:r>
+      <w:r>
+        <w:t>ife</w:t>
+      </w:r>
+      <w:r>
+        <w:t xml:space="preserve"> is lost each time the ball falls past the bottom edge of the screen.</w:t>
+      </w:r>
+    </w:p>
+    <w:p>
+      <w:r>
+        <w:t xml:space="preserve">Each brick broken awards points. Total points are shown </w:t>
+      </w:r>
+      <w:r>
+        <w:t xml:space="preserve">in the top left and </w:t>
+      </w:r>
+      <w:r>
+        <w:t xml:space="preserve">at </w:t>
+      </w:r>
+      <w:r>
+        <w:t>end of game</w:t>
+      </w:r>
+      <w:r>
+        <w:t>.</w:t>
+      </w:r>
+    </w:p>
+    <w:p>
+      <w:r>
+        <w:lastRenderedPageBreak/>
+        <w:t xml:space="preserve">When you complete the last level, the game will </w:t>
+      </w:r>
+      <w:r>
+        <w:t>end and show “You Win!”</w:t>
+      </w:r>
+    </w:p>
+    <w:p>
+      <w:pPr>
+        <w:pStyle w:val="Heading1"/>
+      </w:pPr>
+      <w:r>
+        <w:t>10 Troubleshooting Tips</w:t>
       </w:r>
     </w:p>
     <w:p/>
@@ -338,36 +548,1161 @@
         <w:pStyle w:val="Heading1"/>
       </w:pPr>
       <w:r>
-        <w:t>10 Troubleshooting Tips</w:t>
+        <w:t>11 Reference</w:t>
+      </w:r>
+    </w:p>
+    <w:p>
+      <w:r>
+        <w:t>For authoritative information on the underlying technologies, consult the following official resources:</w:t>
+      </w:r>
+    </w:p>
+    <w:p>
+      <w:pPr>
+        <w:pStyle w:val="ListParagraph"/>
+        <w:numPr>
+          <w:ilvl w:val="0"/>
+          <w:numId w:val="23"/>
+        </w:numPr>
+      </w:pPr>
+      <w:r>
+        <w:t xml:space="preserve">Python Official Documentation: </w:t>
+      </w:r>
+    </w:p>
+    <w:p>
+      <w:hyperlink r:id="rId7" w:history="1">
+        <w:r>
+          <w:rPr>
+            <w:rStyle w:val="Hyperlink"/>
+          </w:rPr>
+          <w:t>https://docs.python.org/3/</w:t>
+        </w:r>
+      </w:hyperlink>
+    </w:p>
+    <w:p>
+      <w:pPr>
+        <w:pStyle w:val="ListParagraph"/>
+        <w:numPr>
+          <w:ilvl w:val="0"/>
+          <w:numId w:val="23"/>
+        </w:numPr>
+      </w:pPr>
+      <w:proofErr w:type="spellStart"/>
+      <w:r>
+        <w:t>Pygame</w:t>
+      </w:r>
+      <w:proofErr w:type="spellEnd"/>
+      <w:r>
+        <w:t xml:space="preserve"> Documentation</w:t>
+      </w:r>
+      <w:r>
+        <w:t>:</w:t>
+      </w:r>
+    </w:p>
+    <w:p>
+      <w:hyperlink r:id="rId8" w:history="1">
+        <w:r>
+          <w:rPr>
+            <w:rStyle w:val="Hyperlink"/>
+          </w:rPr>
+          <w:t>https://www.pygame.org/docs/</w:t>
+        </w:r>
+      </w:hyperlink>
+    </w:p>
+    <w:p>
+      <w:pPr>
+        <w:pStyle w:val="ListParagraph"/>
+        <w:numPr>
+          <w:ilvl w:val="0"/>
+          <w:numId w:val="23"/>
+        </w:numPr>
+      </w:pPr>
+      <w:proofErr w:type="spellStart"/>
+      <w:r>
+        <w:t>Pygame</w:t>
+      </w:r>
+      <w:proofErr w:type="spellEnd"/>
+      <w:r>
+        <w:t xml:space="preserve"> Community Edition (CE):</w:t>
+      </w:r>
+    </w:p>
+    <w:p>
+      <w:hyperlink r:id="rId9" w:tgtFrame="_blank" w:history="1">
+        <w:r>
+          <w:rPr>
+            <w:rStyle w:val="Hyperlink"/>
+          </w:rPr>
+          <w:t>https://github.com/pygame-community/pygame-ce</w:t>
+        </w:r>
+      </w:hyperlink>
+    </w:p>
+    <w:p>
+      <w:r>
+        <w:t xml:space="preserve">For bugs specific to Block Breaker Mania, or if the resources above do not resolve the issue, please </w:t>
+      </w:r>
+      <w:r>
+        <w:t>reinstall the application</w:t>
+      </w:r>
+      <w:r>
+        <w:t>:</w:t>
+      </w:r>
+    </w:p>
+    <w:p>
+      <w:hyperlink r:id="rId10" w:history="1">
+        <w:r>
+          <w:rPr>
+            <w:rStyle w:val="Hyperlink"/>
+          </w:rPr>
+          <w:t>https://github.com/nerf187/UMGC-Breakout-Game</w:t>
+        </w:r>
+      </w:hyperlink>
+    </w:p>
+    <w:p>
+      <w:pPr>
+        <w:pStyle w:val="Heading1"/>
+      </w:pPr>
+      <w:r>
+        <w:t xml:space="preserve">12 </w:t>
+      </w:r>
+      <w:proofErr w:type="gramStart"/>
+      <w:r>
+        <w:t>Glossary</w:t>
+      </w:r>
+      <w:proofErr w:type="gramEnd"/>
+      <w:r>
+        <w:t xml:space="preserve"> Of Terms</w:t>
+      </w:r>
+    </w:p>
+    <w:p>
+      <w:r>
+        <w:t>Ball: The active projectile that collides with bricks and the paddle. The ball launches from the paddle at the start of each life and must be kept in play to destroy bricks.</w:t>
+      </w:r>
+    </w:p>
+    <w:p>
+      <w:r>
+        <w:t>Brick: A destroyable object arranged in rows at the top of the screen. The player advances to the next level when all bricks are cleared from the screen. Each brick destroyed adds to the player's score.</w:t>
+      </w:r>
+    </w:p>
+    <w:p>
+      <w:r>
+        <w:t>Paddle: The player-controlled horizontal bar at the bottom of the screen used to deflect the ball and prevent it from falling. Controlled using the Left Arrow (←) or A key and Right Arrow (→) or D key.</w:t>
+      </w:r>
+    </w:p>
+    <w:p>
+      <w:r>
+        <w:t>Life: A unit representing the number of attempts remaining. The player starts with three lives. One life is lost each time the ball falls past the bottom edge of the screen.</w:t>
+      </w:r>
+    </w:p>
+    <w:p>
+      <w:r>
+        <w:t>Score: A numerical value representing the player's progress, increased by destroying bricks. The current score is displayed in the top left corner of the screen during gameplay and is shown again at the end of the game.</w:t>
+      </w:r>
+    </w:p>
+    <w:p>
+      <w:r>
+        <w:lastRenderedPageBreak/>
+        <w:t>Level Select: A screen displayed after starting a new game that allows the player to choose which level to play using the arrow keys and Enter key.</w:t>
+      </w:r>
+    </w:p>
+    <w:p>
+      <w:r>
+        <w:t>Main Menu: The initial screen displayed when the game is launched. From here, the player can start a new game by pressing the Spacebar.</w:t>
+      </w:r>
+    </w:p>
+    <w:p>
+      <w:r>
+        <w:t>Game Over: The state reached when the player's life count reaches zero. At this point, no further gameplay is possible, and the player must restart from the beginning.</w:t>
+      </w:r>
+    </w:p>
+    <w:p>
+      <w:proofErr w:type="spellStart"/>
+      <w:r>
+        <w:t>Pygame</w:t>
+      </w:r>
+      <w:proofErr w:type="spellEnd"/>
+      <w:r>
+        <w:t>: A set of Python modules designed for writing video games. It provides computer graphics and sound libraries used to build this software.</w:t>
+      </w:r>
+    </w:p>
+    <w:p>
+      <w:r>
+        <w:t>Python: The programming language used to develop the Block Breaker Mania game.</w:t>
+      </w:r>
+    </w:p>
+    <w:p>
+      <w:pPr>
+        <w:pStyle w:val="Heading1"/>
+      </w:pPr>
+      <w:r>
+        <w:t xml:space="preserve">13 </w:t>
+      </w:r>
+      <w:proofErr w:type="gramStart"/>
+      <w:r>
+        <w:t>Index</w:t>
+      </w:r>
+      <w:proofErr w:type="gramEnd"/>
+    </w:p>
+    <w:p>
+      <w:pPr>
+        <w:numPr>
+          <w:ilvl w:val="0"/>
+          <w:numId w:val="26"/>
+        </w:numPr>
+        <w:rPr>
+          <w:rFonts w:cs="Times New Roman"/>
+        </w:rPr>
+      </w:pPr>
+      <w:r>
+        <w:rPr>
+          <w:rFonts w:cs="Times New Roman"/>
+          <w:b/>
+          <w:bCs/>
+        </w:rPr>
+        <w:t>A</w:t>
+      </w:r>
+    </w:p>
+    <w:p>
+      <w:pPr>
+        <w:numPr>
+          <w:ilvl w:val="1"/>
+          <w:numId w:val="26"/>
+        </w:numPr>
+        <w:rPr>
+          <w:rFonts w:cs="Times New Roman"/>
+        </w:rPr>
+      </w:pPr>
+      <w:r>
+        <w:rPr>
+          <w:rFonts w:cs="Times New Roman"/>
+        </w:rPr>
+        <w:t>Arrow Keys (controls), 9</w:t>
+      </w:r>
+    </w:p>
+    <w:p>
+      <w:pPr>
+        <w:numPr>
+          <w:ilvl w:val="0"/>
+          <w:numId w:val="26"/>
+        </w:numPr>
+        <w:rPr>
+          <w:rFonts w:cs="Times New Roman"/>
+        </w:rPr>
+      </w:pPr>
+      <w:r>
+        <w:rPr>
+          <w:rFonts w:cs="Times New Roman"/>
+          <w:b/>
+          <w:bCs/>
+        </w:rPr>
+        <w:t>B</w:t>
+      </w:r>
+    </w:p>
+    <w:p>
+      <w:pPr>
+        <w:numPr>
+          <w:ilvl w:val="1"/>
+          <w:numId w:val="26"/>
+        </w:numPr>
+        <w:rPr>
+          <w:rFonts w:cs="Times New Roman"/>
+        </w:rPr>
+      </w:pPr>
+      <w:r>
+        <w:rPr>
+          <w:rFonts w:cs="Times New Roman"/>
+        </w:rPr>
+        <w:t>Ball, 1, 7, 9, 12</w:t>
+      </w:r>
+    </w:p>
+    <w:p>
+      <w:pPr>
+        <w:numPr>
+          <w:ilvl w:val="1"/>
+          <w:numId w:val="26"/>
+        </w:numPr>
+        <w:rPr>
+          <w:rFonts w:cs="Times New Roman"/>
+        </w:rPr>
+      </w:pPr>
+      <w:r>
+        <w:rPr>
+          <w:rFonts w:cs="Times New Roman"/>
+        </w:rPr>
+        <w:t>Bricks, 1, 7, 9, 12</w:t>
+      </w:r>
+    </w:p>
+    <w:p>
+      <w:pPr>
+        <w:numPr>
+          <w:ilvl w:val="0"/>
+          <w:numId w:val="26"/>
+        </w:numPr>
+        <w:rPr>
+          <w:rFonts w:cs="Times New Roman"/>
+        </w:rPr>
+      </w:pPr>
+      <w:r>
+        <w:rPr>
+          <w:rFonts w:cs="Times New Roman"/>
+          <w:b/>
+          <w:bCs/>
+        </w:rPr>
+        <w:t>C</w:t>
+      </w:r>
+    </w:p>
+    <w:p>
+      <w:pPr>
+        <w:numPr>
+          <w:ilvl w:val="1"/>
+          <w:numId w:val="26"/>
+        </w:numPr>
+        <w:rPr>
+          <w:rFonts w:cs="Times New Roman"/>
+        </w:rPr>
+      </w:pPr>
+      <w:r>
+        <w:rPr>
+          <w:rFonts w:cs="Times New Roman"/>
+        </w:rPr>
+        <w:t>Controls (keyboard), 9</w:t>
+      </w:r>
+    </w:p>
+    <w:p>
+      <w:pPr>
+        <w:numPr>
+          <w:ilvl w:val="0"/>
+          <w:numId w:val="26"/>
+        </w:numPr>
+        <w:rPr>
+          <w:rFonts w:cs="Times New Roman"/>
+        </w:rPr>
+      </w:pPr>
+      <w:r>
+        <w:rPr>
+          <w:rFonts w:cs="Times New Roman"/>
+          <w:b/>
+          <w:bCs/>
+        </w:rPr>
+        <w:t>D</w:t>
+      </w:r>
+    </w:p>
+    <w:p>
+      <w:pPr>
+        <w:numPr>
+          <w:ilvl w:val="1"/>
+          <w:numId w:val="26"/>
+        </w:numPr>
+        <w:rPr>
+          <w:rFonts w:cs="Times New Roman"/>
+        </w:rPr>
+      </w:pPr>
+      <w:r>
+        <w:rPr>
+          <w:rFonts w:cs="Times New Roman"/>
+        </w:rPr>
+        <w:t>Documentation (Python/</w:t>
+      </w:r>
+      <w:proofErr w:type="spellStart"/>
+      <w:r>
+        <w:rPr>
+          <w:rFonts w:cs="Times New Roman"/>
+        </w:rPr>
+        <w:t>Pygame</w:t>
+      </w:r>
+      <w:proofErr w:type="spellEnd"/>
+      <w:r>
+        <w:rPr>
+          <w:rFonts w:cs="Times New Roman"/>
+        </w:rPr>
+        <w:t>), 11</w:t>
+      </w:r>
+    </w:p>
+    <w:p>
+      <w:pPr>
+        <w:numPr>
+          <w:ilvl w:val="0"/>
+          <w:numId w:val="26"/>
+        </w:numPr>
+        <w:rPr>
+          <w:rFonts w:cs="Times New Roman"/>
+        </w:rPr>
+      </w:pPr>
+      <w:r>
+        <w:rPr>
+          <w:rFonts w:cs="Times New Roman"/>
+          <w:b/>
+          <w:bCs/>
+        </w:rPr>
+        <w:t>E</w:t>
+      </w:r>
+    </w:p>
+    <w:p>
+      <w:pPr>
+        <w:numPr>
+          <w:ilvl w:val="1"/>
+          <w:numId w:val="26"/>
+        </w:numPr>
+        <w:rPr>
+          <w:rFonts w:cs="Times New Roman"/>
+        </w:rPr>
+      </w:pPr>
+      <w:r>
+        <w:rPr>
+          <w:rFonts w:cs="Times New Roman"/>
+        </w:rPr>
+        <w:t>Exit (game), 1, 9</w:t>
+      </w:r>
+    </w:p>
+    <w:p>
+      <w:pPr>
+        <w:numPr>
+          <w:ilvl w:val="0"/>
+          <w:numId w:val="26"/>
+        </w:numPr>
+        <w:rPr>
+          <w:rFonts w:cs="Times New Roman"/>
+        </w:rPr>
+      </w:pPr>
+      <w:r>
+        <w:rPr>
+          <w:rFonts w:cs="Times New Roman"/>
+          <w:b/>
+          <w:bCs/>
+        </w:rPr>
+        <w:t>G</w:t>
+      </w:r>
+    </w:p>
+    <w:p>
+      <w:pPr>
+        <w:numPr>
+          <w:ilvl w:val="1"/>
+          <w:numId w:val="26"/>
+        </w:numPr>
+        <w:rPr>
+          <w:rFonts w:cs="Times New Roman"/>
+        </w:rPr>
+      </w:pPr>
+      <w:r>
+        <w:rPr>
+          <w:rFonts w:cs="Times New Roman"/>
+        </w:rPr>
+        <w:t>Game Over, 1, 9, 12</w:t>
+      </w:r>
+    </w:p>
+    <w:p>
+      <w:pPr>
+        <w:numPr>
+          <w:ilvl w:val="1"/>
+          <w:numId w:val="26"/>
+        </w:numPr>
+        <w:rPr>
+          <w:rFonts w:cs="Times New Roman"/>
+        </w:rPr>
+      </w:pPr>
+      <w:r>
+        <w:rPr>
+          <w:rFonts w:cs="Times New Roman"/>
+        </w:rPr>
+        <w:t>Getting Started, 4</w:t>
+      </w:r>
+    </w:p>
+    <w:p>
+      <w:pPr>
+        <w:numPr>
+          <w:ilvl w:val="0"/>
+          <w:numId w:val="26"/>
+        </w:numPr>
+        <w:rPr>
+          <w:rFonts w:cs="Times New Roman"/>
+        </w:rPr>
+      </w:pPr>
+      <w:r>
+        <w:rPr>
+          <w:rFonts w:cs="Times New Roman"/>
+          <w:b/>
+          <w:bCs/>
+        </w:rPr>
+        <w:t>I</w:t>
+      </w:r>
+    </w:p>
+    <w:p>
+      <w:pPr>
+        <w:numPr>
+          <w:ilvl w:val="1"/>
+          <w:numId w:val="26"/>
+        </w:numPr>
+        <w:rPr>
+          <w:rFonts w:cs="Times New Roman"/>
+        </w:rPr>
+      </w:pPr>
+      <w:r>
+        <w:rPr>
+          <w:rFonts w:cs="Times New Roman"/>
+        </w:rPr>
+        <w:t>Installation, 5, 11</w:t>
+      </w:r>
+    </w:p>
+    <w:p>
+      <w:pPr>
+        <w:numPr>
+          <w:ilvl w:val="1"/>
+          <w:numId w:val="26"/>
+        </w:numPr>
+        <w:rPr>
+          <w:rFonts w:cs="Times New Roman"/>
+        </w:rPr>
+      </w:pPr>
+      <w:r>
+        <w:rPr>
+          <w:rFonts w:cs="Times New Roman"/>
+        </w:rPr>
+        <w:t>Interface (user), 7</w:t>
+      </w:r>
+    </w:p>
+    <w:p>
+      <w:pPr>
+        <w:numPr>
+          <w:ilvl w:val="0"/>
+          <w:numId w:val="26"/>
+        </w:numPr>
+        <w:rPr>
+          <w:rFonts w:cs="Times New Roman"/>
+        </w:rPr>
+      </w:pPr>
+      <w:r>
+        <w:rPr>
+          <w:rFonts w:cs="Times New Roman"/>
+          <w:b/>
+          <w:bCs/>
+        </w:rPr>
+        <w:lastRenderedPageBreak/>
+        <w:t>K</w:t>
+      </w:r>
+    </w:p>
+    <w:p>
+      <w:pPr>
+        <w:numPr>
+          <w:ilvl w:val="1"/>
+          <w:numId w:val="26"/>
+        </w:numPr>
+        <w:rPr>
+          <w:rFonts w:cs="Times New Roman"/>
+        </w:rPr>
+      </w:pPr>
+      <w:r>
+        <w:rPr>
+          <w:rFonts w:cs="Times New Roman"/>
+        </w:rPr>
+        <w:t>Keyboard controls, 9</w:t>
+      </w:r>
+    </w:p>
+    <w:p>
+      <w:pPr>
+        <w:numPr>
+          <w:ilvl w:val="0"/>
+          <w:numId w:val="26"/>
+        </w:numPr>
+        <w:rPr>
+          <w:rFonts w:cs="Times New Roman"/>
+        </w:rPr>
+      </w:pPr>
+      <w:r>
+        <w:rPr>
+          <w:rFonts w:cs="Times New Roman"/>
+          <w:b/>
+          <w:bCs/>
+        </w:rPr>
+        <w:t>L</w:t>
+      </w:r>
+    </w:p>
+    <w:p>
+      <w:pPr>
+        <w:numPr>
+          <w:ilvl w:val="1"/>
+          <w:numId w:val="26"/>
+        </w:numPr>
+        <w:rPr>
+          <w:rFonts w:cs="Times New Roman"/>
+        </w:rPr>
+      </w:pPr>
+      <w:r>
+        <w:rPr>
+          <w:rFonts w:cs="Times New Roman"/>
+        </w:rPr>
+        <w:t>Launching the game, 4</w:t>
+      </w:r>
+    </w:p>
+    <w:p>
+      <w:pPr>
+        <w:numPr>
+          <w:ilvl w:val="1"/>
+          <w:numId w:val="26"/>
+        </w:numPr>
+        <w:rPr>
+          <w:rFonts w:cs="Times New Roman"/>
+        </w:rPr>
+      </w:pPr>
+      <w:r>
+        <w:rPr>
+          <w:rFonts w:cs="Times New Roman"/>
+        </w:rPr>
+        <w:t>Level Select, 9, 12</w:t>
+      </w:r>
+    </w:p>
+    <w:p>
+      <w:pPr>
+        <w:numPr>
+          <w:ilvl w:val="1"/>
+          <w:numId w:val="26"/>
+        </w:numPr>
+        <w:rPr>
+          <w:rFonts w:cs="Times New Roman"/>
+        </w:rPr>
+      </w:pPr>
+      <w:r>
+        <w:rPr>
+          <w:rFonts w:cs="Times New Roman"/>
+        </w:rPr>
+        <w:t>Levels, 1, 9</w:t>
+      </w:r>
+    </w:p>
+    <w:p>
+      <w:pPr>
+        <w:numPr>
+          <w:ilvl w:val="1"/>
+          <w:numId w:val="26"/>
+        </w:numPr>
+        <w:rPr>
+          <w:rFonts w:cs="Times New Roman"/>
+        </w:rPr>
+      </w:pPr>
+      <w:r>
+        <w:rPr>
+          <w:rFonts w:cs="Times New Roman"/>
+        </w:rPr>
+        <w:t>Lives, 1, 7, 9, 12</w:t>
+      </w:r>
+    </w:p>
+    <w:p>
+      <w:pPr>
+        <w:numPr>
+          <w:ilvl w:val="0"/>
+          <w:numId w:val="26"/>
+        </w:numPr>
+        <w:rPr>
+          <w:rFonts w:cs="Times New Roman"/>
+        </w:rPr>
+      </w:pPr>
+      <w:r>
+        <w:rPr>
+          <w:rFonts w:cs="Times New Roman"/>
+          <w:b/>
+          <w:bCs/>
+        </w:rPr>
+        <w:t>M</w:t>
+      </w:r>
+    </w:p>
+    <w:p>
+      <w:pPr>
+        <w:numPr>
+          <w:ilvl w:val="1"/>
+          <w:numId w:val="26"/>
+        </w:numPr>
+        <w:rPr>
+          <w:rFonts w:cs="Times New Roman"/>
+        </w:rPr>
+      </w:pPr>
+      <w:r>
+        <w:rPr>
+          <w:rFonts w:cs="Times New Roman"/>
+        </w:rPr>
+        <w:t>Main Menu, 1, 7, 9, 12</w:t>
+      </w:r>
+    </w:p>
+    <w:p>
+      <w:pPr>
+        <w:numPr>
+          <w:ilvl w:val="0"/>
+          <w:numId w:val="26"/>
+        </w:numPr>
+        <w:rPr>
+          <w:rFonts w:cs="Times New Roman"/>
+        </w:rPr>
+      </w:pPr>
+      <w:r>
+        <w:rPr>
+          <w:rFonts w:cs="Times New Roman"/>
+          <w:b/>
+          <w:bCs/>
+        </w:rPr>
+        <w:t>N</w:t>
+      </w:r>
+    </w:p>
+    <w:p>
+      <w:pPr>
+        <w:numPr>
+          <w:ilvl w:val="1"/>
+          <w:numId w:val="26"/>
+        </w:numPr>
+        <w:rPr>
+          <w:rFonts w:cs="Times New Roman"/>
+        </w:rPr>
+      </w:pPr>
+      <w:r>
+        <w:rPr>
+          <w:rFonts w:cs="Times New Roman"/>
+        </w:rPr>
+        <w:t>Next Level, 9</w:t>
+      </w:r>
+    </w:p>
+    <w:p>
+      <w:pPr>
+        <w:numPr>
+          <w:ilvl w:val="0"/>
+          <w:numId w:val="26"/>
+        </w:numPr>
+        <w:rPr>
+          <w:rFonts w:cs="Times New Roman"/>
+        </w:rPr>
+      </w:pPr>
+      <w:r>
+        <w:rPr>
+          <w:rFonts w:cs="Times New Roman"/>
+          <w:b/>
+          <w:bCs/>
+        </w:rPr>
+        <w:t>O</w:t>
+      </w:r>
+    </w:p>
+    <w:p>
+      <w:pPr>
+        <w:numPr>
+          <w:ilvl w:val="1"/>
+          <w:numId w:val="26"/>
+        </w:numPr>
+        <w:rPr>
+          <w:rFonts w:cs="Times New Roman"/>
+        </w:rPr>
+      </w:pPr>
+      <w:r>
+        <w:rPr>
+          <w:rFonts w:cs="Times New Roman"/>
+        </w:rPr>
+        <w:t>Objective (game), 1</w:t>
+      </w:r>
+    </w:p>
+    <w:p>
+      <w:pPr>
+        <w:numPr>
+          <w:ilvl w:val="1"/>
+          <w:numId w:val="26"/>
+        </w:numPr>
+        <w:rPr>
+          <w:rFonts w:cs="Times New Roman"/>
+        </w:rPr>
+      </w:pPr>
+      <w:r>
+        <w:rPr>
+          <w:rFonts w:cs="Times New Roman"/>
+        </w:rPr>
+        <w:t>Overview (software), 1</w:t>
+      </w:r>
+    </w:p>
+    <w:p>
+      <w:pPr>
+        <w:numPr>
+          <w:ilvl w:val="0"/>
+          <w:numId w:val="26"/>
+        </w:numPr>
+        <w:rPr>
+          <w:rFonts w:cs="Times New Roman"/>
+        </w:rPr>
+      </w:pPr>
+      <w:r>
+        <w:rPr>
+          <w:rFonts w:cs="Times New Roman"/>
+          <w:b/>
+          <w:bCs/>
+        </w:rPr>
+        <w:t>P</w:t>
+      </w:r>
+    </w:p>
+    <w:p>
+      <w:pPr>
+        <w:numPr>
+          <w:ilvl w:val="1"/>
+          <w:numId w:val="26"/>
+        </w:numPr>
+        <w:rPr>
+          <w:rFonts w:cs="Times New Roman"/>
+        </w:rPr>
+      </w:pPr>
+      <w:r>
+        <w:rPr>
+          <w:rFonts w:cs="Times New Roman"/>
+        </w:rPr>
+        <w:t>Paddle, 1, 7, 9, 12</w:t>
+      </w:r>
+    </w:p>
+    <w:p>
+      <w:pPr>
+        <w:numPr>
+          <w:ilvl w:val="1"/>
+          <w:numId w:val="26"/>
+        </w:numPr>
+        <w:rPr>
+          <w:rFonts w:cs="Times New Roman"/>
+        </w:rPr>
+      </w:pPr>
+      <w:r>
+        <w:rPr>
+          <w:rFonts w:cs="Times New Roman"/>
+        </w:rPr>
+        <w:t>Points (scoring), 1, 9</w:t>
+      </w:r>
+    </w:p>
+    <w:p>
+      <w:pPr>
+        <w:numPr>
+          <w:ilvl w:val="1"/>
+          <w:numId w:val="26"/>
+        </w:numPr>
+        <w:rPr>
+          <w:rFonts w:cs="Times New Roman"/>
+        </w:rPr>
+      </w:pPr>
+      <w:proofErr w:type="spellStart"/>
+      <w:r>
+        <w:rPr>
+          <w:rFonts w:cs="Times New Roman"/>
+        </w:rPr>
+        <w:t>Pygame</w:t>
+      </w:r>
+      <w:proofErr w:type="spellEnd"/>
+      <w:r>
+        <w:rPr>
+          <w:rFonts w:cs="Times New Roman"/>
+        </w:rPr>
+        <w:t>, 1, 11, 12</w:t>
+      </w:r>
+    </w:p>
+    <w:p>
+      <w:pPr>
+        <w:numPr>
+          <w:ilvl w:val="1"/>
+          <w:numId w:val="26"/>
+        </w:numPr>
+        <w:rPr>
+          <w:rFonts w:cs="Times New Roman"/>
+        </w:rPr>
+      </w:pPr>
+      <w:r>
+        <w:rPr>
+          <w:rFonts w:cs="Times New Roman"/>
+        </w:rPr>
+        <w:t>Python, 1, 11, 12</w:t>
+      </w:r>
+    </w:p>
+    <w:p>
+      <w:pPr>
+        <w:numPr>
+          <w:ilvl w:val="0"/>
+          <w:numId w:val="26"/>
+        </w:numPr>
+        <w:rPr>
+          <w:rFonts w:cs="Times New Roman"/>
+        </w:rPr>
+      </w:pPr>
+      <w:r>
+        <w:rPr>
+          <w:rFonts w:cs="Times New Roman"/>
+          <w:b/>
+          <w:bCs/>
+        </w:rPr>
+        <w:t>R</w:t>
+      </w:r>
+    </w:p>
+    <w:p>
+      <w:pPr>
+        <w:numPr>
+          <w:ilvl w:val="1"/>
+          <w:numId w:val="26"/>
+        </w:numPr>
+        <w:rPr>
+          <w:rFonts w:cs="Times New Roman"/>
+        </w:rPr>
+      </w:pPr>
+      <w:r>
+        <w:rPr>
+          <w:rFonts w:cs="Times New Roman"/>
+        </w:rPr>
+        <w:t>Reinstall application, 11</w:t>
+      </w:r>
+    </w:p>
+    <w:p>
+      <w:pPr>
+        <w:numPr>
+          <w:ilvl w:val="1"/>
+          <w:numId w:val="26"/>
+        </w:numPr>
+        <w:rPr>
+          <w:rFonts w:cs="Times New Roman"/>
+        </w:rPr>
+      </w:pPr>
+      <w:r>
+        <w:rPr>
+          <w:rFonts w:cs="Times New Roman"/>
+        </w:rPr>
+        <w:t>Replay level, 9</w:t>
+      </w:r>
+    </w:p>
+    <w:p>
+      <w:pPr>
+        <w:numPr>
+          <w:ilvl w:val="1"/>
+          <w:numId w:val="26"/>
+        </w:numPr>
+        <w:rPr>
+          <w:rFonts w:cs="Times New Roman"/>
+        </w:rPr>
+      </w:pPr>
+      <w:r>
+        <w:rPr>
+          <w:rFonts w:cs="Times New Roman"/>
+        </w:rPr>
+        <w:t>Requirements (system), 6</w:t>
+      </w:r>
+    </w:p>
+    <w:p>
+      <w:pPr>
+        <w:numPr>
+          <w:ilvl w:val="1"/>
+          <w:numId w:val="26"/>
+        </w:numPr>
+        <w:rPr>
+          <w:rFonts w:cs="Times New Roman"/>
+        </w:rPr>
+      </w:pPr>
+      <w:r>
+        <w:rPr>
+          <w:rFonts w:cs="Times New Roman"/>
+        </w:rPr>
+        <w:t>Restart game, 1, 9</w:t>
+      </w:r>
+    </w:p>
+    <w:p>
+      <w:pPr>
+        <w:numPr>
+          <w:ilvl w:val="0"/>
+          <w:numId w:val="26"/>
+        </w:numPr>
+        <w:rPr>
+          <w:rFonts w:cs="Times New Roman"/>
+        </w:rPr>
+      </w:pPr>
+      <w:r>
+        <w:rPr>
+          <w:rFonts w:cs="Times New Roman"/>
+          <w:b/>
+          <w:bCs/>
+        </w:rPr>
+        <w:t>S</w:t>
+      </w:r>
+    </w:p>
+    <w:p>
+      <w:pPr>
+        <w:numPr>
+          <w:ilvl w:val="1"/>
+          <w:numId w:val="26"/>
+        </w:numPr>
+        <w:rPr>
+          <w:rFonts w:cs="Times New Roman"/>
+        </w:rPr>
+      </w:pPr>
+      <w:r>
+        <w:rPr>
+          <w:rFonts w:cs="Times New Roman"/>
+        </w:rPr>
+        <w:lastRenderedPageBreak/>
+        <w:t>Score, 1, 7, 9, 12</w:t>
+      </w:r>
+    </w:p>
+    <w:p>
+      <w:pPr>
+        <w:numPr>
+          <w:ilvl w:val="1"/>
+          <w:numId w:val="26"/>
+        </w:numPr>
+        <w:rPr>
+          <w:rFonts w:cs="Times New Roman"/>
+        </w:rPr>
+      </w:pPr>
+      <w:r>
+        <w:rPr>
+          <w:rFonts w:cs="Times New Roman"/>
+        </w:rPr>
+        <w:t>Spacebar (controls), 9</w:t>
+      </w:r>
+    </w:p>
+    <w:p>
+      <w:pPr>
+        <w:numPr>
+          <w:ilvl w:val="1"/>
+          <w:numId w:val="26"/>
+        </w:numPr>
+        <w:rPr>
+          <w:rFonts w:cs="Times New Roman"/>
+        </w:rPr>
+      </w:pPr>
+      <w:r>
+        <w:rPr>
+          <w:rFonts w:cs="Times New Roman"/>
+        </w:rPr>
+        <w:t>System requirements, 6</w:t>
+      </w:r>
+    </w:p>
+    <w:p>
+      <w:pPr>
+        <w:numPr>
+          <w:ilvl w:val="0"/>
+          <w:numId w:val="26"/>
+        </w:numPr>
+        <w:rPr>
+          <w:rFonts w:cs="Times New Roman"/>
+        </w:rPr>
+      </w:pPr>
+      <w:r>
+        <w:rPr>
+          <w:rFonts w:cs="Times New Roman"/>
+          <w:b/>
+          <w:bCs/>
+        </w:rPr>
+        <w:t>T</w:t>
+      </w:r>
+    </w:p>
+    <w:p>
+      <w:pPr>
+        <w:numPr>
+          <w:ilvl w:val="1"/>
+          <w:numId w:val="26"/>
+        </w:numPr>
+        <w:rPr>
+          <w:rFonts w:cs="Times New Roman"/>
+        </w:rPr>
+      </w:pPr>
+      <w:r>
+        <w:rPr>
+          <w:rFonts w:cs="Times New Roman"/>
+        </w:rPr>
+        <w:t>Target audience, 3</w:t>
+      </w:r>
+    </w:p>
+    <w:p>
+      <w:pPr>
+        <w:numPr>
+          <w:ilvl w:val="1"/>
+          <w:numId w:val="26"/>
+        </w:numPr>
+        <w:rPr>
+          <w:rFonts w:cs="Times New Roman"/>
+        </w:rPr>
+      </w:pPr>
+      <w:r>
+        <w:rPr>
+          <w:rFonts w:cs="Times New Roman"/>
+        </w:rPr>
+        <w:t>Troubleshooting, 10, 11</w:t>
+      </w:r>
+    </w:p>
+    <w:p>
+      <w:pPr>
+        <w:numPr>
+          <w:ilvl w:val="0"/>
+          <w:numId w:val="26"/>
+        </w:numPr>
+        <w:rPr>
+          <w:rFonts w:cs="Times New Roman"/>
+        </w:rPr>
+      </w:pPr>
+      <w:r>
+        <w:rPr>
+          <w:rFonts w:cs="Times New Roman"/>
+          <w:b/>
+          <w:bCs/>
+        </w:rPr>
+        <w:t>U</w:t>
+      </w:r>
+    </w:p>
+    <w:p>
+      <w:pPr>
+        <w:numPr>
+          <w:ilvl w:val="1"/>
+          <w:numId w:val="26"/>
+        </w:numPr>
+        <w:rPr>
+          <w:rFonts w:cs="Times New Roman"/>
+        </w:rPr>
+      </w:pPr>
+      <w:r>
+        <w:rPr>
+          <w:rFonts w:cs="Times New Roman"/>
+        </w:rPr>
+        <w:t>User guide purpose, 2</w:t>
+      </w:r>
+    </w:p>
+    <w:p>
+      <w:pPr>
+        <w:numPr>
+          <w:ilvl w:val="1"/>
+          <w:numId w:val="26"/>
+        </w:numPr>
+        <w:rPr>
+          <w:rFonts w:cs="Times New Roman"/>
+        </w:rPr>
+      </w:pPr>
+      <w:r>
+        <w:rPr>
+          <w:rFonts w:cs="Times New Roman"/>
+        </w:rPr>
+        <w:t>User interface, 7</w:t>
+      </w:r>
+    </w:p>
+    <w:p>
+      <w:pPr>
+        <w:numPr>
+          <w:ilvl w:val="0"/>
+          <w:numId w:val="26"/>
+        </w:numPr>
+        <w:rPr>
+          <w:rFonts w:cs="Times New Roman"/>
+        </w:rPr>
+      </w:pPr>
+      <w:r>
+        <w:rPr>
+          <w:rFonts w:cs="Times New Roman"/>
+          <w:b/>
+          <w:bCs/>
+        </w:rPr>
+        <w:t>W</w:t>
+      </w:r>
+    </w:p>
+    <w:p>
+      <w:pPr>
+        <w:numPr>
+          <w:ilvl w:val="1"/>
+          <w:numId w:val="26"/>
+        </w:numPr>
+        <w:rPr>
+          <w:rFonts w:cs="Times New Roman"/>
+        </w:rPr>
+      </w:pPr>
+      <w:r>
+        <w:rPr>
+          <w:rFonts w:cs="Times New Roman"/>
+        </w:rPr>
+        <w:t>"You Win!" screen, 9</w:t>
       </w:r>
     </w:p>
     <w:p/>
-    <w:p>
-      <w:pPr>
-        <w:pStyle w:val="Heading1"/>
-      </w:pPr>
-      <w:r>
-        <w:t>11 Reference</w:t>
-      </w:r>
-    </w:p>
-    <w:p/>
-    <w:p>
-      <w:pPr>
-        <w:pStyle w:val="Heading1"/>
-      </w:pPr>
-      <w:r>
-        <w:t>12 Glossary Of Terms</w:t>
-      </w:r>
-    </w:p>
-    <w:p/>
-    <w:p>
-      <w:pPr>
-        <w:pStyle w:val="Heading1"/>
-      </w:pPr>
-      <w:r>
-        <w:t>13 Index</w:t>
-      </w:r>
-    </w:p>
     <w:sectPr>
       <w:pgSz w:w="12240" w:h="15840"/>
       <w:pgMar w:top="1440" w:right="1440" w:bottom="1440" w:left="1440" w:header="720" w:footer="720" w:gutter="0"/>
@@ -580,6 +1915,304 @@
     </w:lvl>
   </w:abstractNum>
   <w:abstractNum w:abstractNumId="1" w15:restartNumberingAfterBreak="0">
+    <w:nsid w:val="058D2273"/>
+    <w:multiLevelType w:val="multilevel"/>
+    <w:tmpl w:val="7770737E"/>
+    <w:lvl w:ilvl="0">
+      <w:start w:val="1"/>
+      <w:numFmt w:val="bullet"/>
+      <w:lvlText w:val=""/>
+      <w:lvlJc w:val="left"/>
+      <w:pPr>
+        <w:tabs>
+          <w:tab w:val="num" w:pos="720"/>
+        </w:tabs>
+        <w:ind w:left="720" w:hanging="360"/>
+      </w:pPr>
+      <w:rPr>
+        <w:rFonts w:ascii="Symbol" w:hAnsi="Symbol" w:hint="default"/>
+        <w:sz w:val="20"/>
+      </w:rPr>
+    </w:lvl>
+    <w:lvl w:ilvl="1" w:tentative="1">
+      <w:start w:val="1"/>
+      <w:numFmt w:val="bullet"/>
+      <w:lvlText w:val="o"/>
+      <w:lvlJc w:val="left"/>
+      <w:pPr>
+        <w:tabs>
+          <w:tab w:val="num" w:pos="1440"/>
+        </w:tabs>
+        <w:ind w:left="1440" w:hanging="360"/>
+      </w:pPr>
+      <w:rPr>
+        <w:rFonts w:ascii="Courier New" w:hAnsi="Courier New" w:hint="default"/>
+        <w:sz w:val="20"/>
+      </w:rPr>
+    </w:lvl>
+    <w:lvl w:ilvl="2" w:tentative="1">
+      <w:start w:val="1"/>
+      <w:numFmt w:val="bullet"/>
+      <w:lvlText w:val=""/>
+      <w:lvlJc w:val="left"/>
+      <w:pPr>
+        <w:tabs>
+          <w:tab w:val="num" w:pos="2160"/>
+        </w:tabs>
+        <w:ind w:left="2160" w:hanging="360"/>
+      </w:pPr>
+      <w:rPr>
+        <w:rFonts w:ascii="Wingdings" w:hAnsi="Wingdings" w:hint="default"/>
+        <w:sz w:val="20"/>
+      </w:rPr>
+    </w:lvl>
+    <w:lvl w:ilvl="3" w:tentative="1">
+      <w:start w:val="1"/>
+      <w:numFmt w:val="bullet"/>
+      <w:lvlText w:val=""/>
+      <w:lvlJc w:val="left"/>
+      <w:pPr>
+        <w:tabs>
+          <w:tab w:val="num" w:pos="2880"/>
+        </w:tabs>
+        <w:ind w:left="2880" w:hanging="360"/>
+      </w:pPr>
+      <w:rPr>
+        <w:rFonts w:ascii="Wingdings" w:hAnsi="Wingdings" w:hint="default"/>
+        <w:sz w:val="20"/>
+      </w:rPr>
+    </w:lvl>
+    <w:lvl w:ilvl="4" w:tentative="1">
+      <w:start w:val="1"/>
+      <w:numFmt w:val="bullet"/>
+      <w:lvlText w:val=""/>
+      <w:lvlJc w:val="left"/>
+      <w:pPr>
+        <w:tabs>
+          <w:tab w:val="num" w:pos="3600"/>
+        </w:tabs>
+        <w:ind w:left="3600" w:hanging="360"/>
+      </w:pPr>
+      <w:rPr>
+        <w:rFonts w:ascii="Wingdings" w:hAnsi="Wingdings" w:hint="default"/>
+        <w:sz w:val="20"/>
+      </w:rPr>
+    </w:lvl>
+    <w:lvl w:ilvl="5" w:tentative="1">
+      <w:start w:val="1"/>
+      <w:numFmt w:val="bullet"/>
+      <w:lvlText w:val=""/>
+      <w:lvlJc w:val="left"/>
+      <w:pPr>
+        <w:tabs>
+          <w:tab w:val="num" w:pos="4320"/>
+        </w:tabs>
+        <w:ind w:left="4320" w:hanging="360"/>
+      </w:pPr>
+      <w:rPr>
+        <w:rFonts w:ascii="Wingdings" w:hAnsi="Wingdings" w:hint="default"/>
+        <w:sz w:val="20"/>
+      </w:rPr>
+    </w:lvl>
+    <w:lvl w:ilvl="6" w:tentative="1">
+      <w:start w:val="1"/>
+      <w:numFmt w:val="bullet"/>
+      <w:lvlText w:val=""/>
+      <w:lvlJc w:val="left"/>
+      <w:pPr>
+        <w:tabs>
+          <w:tab w:val="num" w:pos="5040"/>
+        </w:tabs>
+        <w:ind w:left="5040" w:hanging="360"/>
+      </w:pPr>
+      <w:rPr>
+        <w:rFonts w:ascii="Wingdings" w:hAnsi="Wingdings" w:hint="default"/>
+        <w:sz w:val="20"/>
+      </w:rPr>
+    </w:lvl>
+    <w:lvl w:ilvl="7" w:tentative="1">
+      <w:start w:val="1"/>
+      <w:numFmt w:val="bullet"/>
+      <w:lvlText w:val=""/>
+      <w:lvlJc w:val="left"/>
+      <w:pPr>
+        <w:tabs>
+          <w:tab w:val="num" w:pos="5760"/>
+        </w:tabs>
+        <w:ind w:left="5760" w:hanging="360"/>
+      </w:pPr>
+      <w:rPr>
+        <w:rFonts w:ascii="Wingdings" w:hAnsi="Wingdings" w:hint="default"/>
+        <w:sz w:val="20"/>
+      </w:rPr>
+    </w:lvl>
+    <w:lvl w:ilvl="8" w:tentative="1">
+      <w:start w:val="1"/>
+      <w:numFmt w:val="bullet"/>
+      <w:lvlText w:val=""/>
+      <w:lvlJc w:val="left"/>
+      <w:pPr>
+        <w:tabs>
+          <w:tab w:val="num" w:pos="6480"/>
+        </w:tabs>
+        <w:ind w:left="6480" w:hanging="360"/>
+      </w:pPr>
+      <w:rPr>
+        <w:rFonts w:ascii="Wingdings" w:hAnsi="Wingdings" w:hint="default"/>
+        <w:sz w:val="20"/>
+      </w:rPr>
+    </w:lvl>
+  </w:abstractNum>
+  <w:abstractNum w:abstractNumId="2" w15:restartNumberingAfterBreak="0">
+    <w:nsid w:val="0B457518"/>
+    <w:multiLevelType w:val="multilevel"/>
+    <w:tmpl w:val="BF0E2554"/>
+    <w:lvl w:ilvl="0">
+      <w:start w:val="1"/>
+      <w:numFmt w:val="bullet"/>
+      <w:lvlText w:val=""/>
+      <w:lvlJc w:val="left"/>
+      <w:pPr>
+        <w:tabs>
+          <w:tab w:val="num" w:pos="720"/>
+        </w:tabs>
+        <w:ind w:left="720" w:hanging="360"/>
+      </w:pPr>
+      <w:rPr>
+        <w:rFonts w:ascii="Symbol" w:hAnsi="Symbol" w:hint="default"/>
+        <w:sz w:val="20"/>
+      </w:rPr>
+    </w:lvl>
+    <w:lvl w:ilvl="1">
+      <w:start w:val="1"/>
+      <w:numFmt w:val="bullet"/>
+      <w:lvlText w:val="o"/>
+      <w:lvlJc w:val="left"/>
+      <w:pPr>
+        <w:tabs>
+          <w:tab w:val="num" w:pos="1440"/>
+        </w:tabs>
+        <w:ind w:left="1440" w:hanging="360"/>
+      </w:pPr>
+      <w:rPr>
+        <w:rFonts w:ascii="Courier New" w:hAnsi="Courier New" w:hint="default"/>
+        <w:sz w:val="20"/>
+      </w:rPr>
+    </w:lvl>
+    <w:lvl w:ilvl="2" w:tentative="1">
+      <w:start w:val="1"/>
+      <w:numFmt w:val="bullet"/>
+      <w:lvlText w:val=""/>
+      <w:lvlJc w:val="left"/>
+      <w:pPr>
+        <w:tabs>
+          <w:tab w:val="num" w:pos="2160"/>
+        </w:tabs>
+        <w:ind w:left="2160" w:hanging="360"/>
+      </w:pPr>
+      <w:rPr>
+        <w:rFonts w:ascii="Wingdings" w:hAnsi="Wingdings" w:hint="default"/>
+        <w:sz w:val="20"/>
+      </w:rPr>
+    </w:lvl>
+    <w:lvl w:ilvl="3" w:tentative="1">
+      <w:start w:val="1"/>
+      <w:numFmt w:val="bullet"/>
+      <w:lvlText w:val=""/>
+      <w:lvlJc w:val="left"/>
+      <w:pPr>
+        <w:tabs>
+          <w:tab w:val="num" w:pos="2880"/>
+        </w:tabs>
+        <w:ind w:left="2880" w:hanging="360"/>
+      </w:pPr>
+      <w:rPr>
+        <w:rFonts w:ascii="Wingdings" w:hAnsi="Wingdings" w:hint="default"/>
+        <w:sz w:val="20"/>
+      </w:rPr>
+    </w:lvl>
+    <w:lvl w:ilvl="4" w:tentative="1">
+      <w:start w:val="1"/>
+      <w:numFmt w:val="bullet"/>
+      <w:lvlText w:val=""/>
+      <w:lvlJc w:val="left"/>
+      <w:pPr>
+        <w:tabs>
+          <w:tab w:val="num" w:pos="3600"/>
+        </w:tabs>
+        <w:ind w:left="3600" w:hanging="360"/>
+      </w:pPr>
+      <w:rPr>
+        <w:rFonts w:ascii="Wingdings" w:hAnsi="Wingdings" w:hint="default"/>
+        <w:sz w:val="20"/>
+      </w:rPr>
+    </w:lvl>
+    <w:lvl w:ilvl="5" w:tentative="1">
+      <w:start w:val="1"/>
+      <w:numFmt w:val="bullet"/>
+      <w:lvlText w:val=""/>
+      <w:lvlJc w:val="left"/>
+      <w:pPr>
+        <w:tabs>
+          <w:tab w:val="num" w:pos="4320"/>
+        </w:tabs>
+        <w:ind w:left="4320" w:hanging="360"/>
+      </w:pPr>
+      <w:rPr>
+        <w:rFonts w:ascii="Wingdings" w:hAnsi="Wingdings" w:hint="default"/>
+        <w:sz w:val="20"/>
+      </w:rPr>
+    </w:lvl>
+    <w:lvl w:ilvl="6" w:tentative="1">
+      <w:start w:val="1"/>
+      <w:numFmt w:val="bullet"/>
+      <w:lvlText w:val=""/>
+      <w:lvlJc w:val="left"/>
+      <w:pPr>
+        <w:tabs>
+          <w:tab w:val="num" w:pos="5040"/>
+        </w:tabs>
+        <w:ind w:left="5040" w:hanging="360"/>
+      </w:pPr>
+      <w:rPr>
+        <w:rFonts w:ascii="Wingdings" w:hAnsi="Wingdings" w:hint="default"/>
+        <w:sz w:val="20"/>
+      </w:rPr>
+    </w:lvl>
+    <w:lvl w:ilvl="7" w:tentative="1">
+      <w:start w:val="1"/>
+      <w:numFmt w:val="bullet"/>
+      <w:lvlText w:val=""/>
+      <w:lvlJc w:val="left"/>
+      <w:pPr>
+        <w:tabs>
+          <w:tab w:val="num" w:pos="5760"/>
+        </w:tabs>
+        <w:ind w:left="5760" w:hanging="360"/>
+      </w:pPr>
+      <w:rPr>
+        <w:rFonts w:ascii="Wingdings" w:hAnsi="Wingdings" w:hint="default"/>
+        <w:sz w:val="20"/>
+      </w:rPr>
+    </w:lvl>
+    <w:lvl w:ilvl="8" w:tentative="1">
+      <w:start w:val="1"/>
+      <w:numFmt w:val="bullet"/>
+      <w:lvlText w:val=""/>
+      <w:lvlJc w:val="left"/>
+      <w:pPr>
+        <w:tabs>
+          <w:tab w:val="num" w:pos="6480"/>
+        </w:tabs>
+        <w:ind w:left="6480" w:hanging="360"/>
+      </w:pPr>
+      <w:rPr>
+        <w:rFonts w:ascii="Wingdings" w:hAnsi="Wingdings" w:hint="default"/>
+        <w:sz w:val="20"/>
+      </w:rPr>
+    </w:lvl>
+  </w:abstractNum>
+  <w:abstractNum w:abstractNumId="3" w15:restartNumberingAfterBreak="0">
     <w:nsid w:val="101075D8"/>
     <w:multiLevelType w:val="multilevel"/>
     <w:tmpl w:val="4D8A204E"/>
@@ -728,7 +2361,156 @@
       </w:rPr>
     </w:lvl>
   </w:abstractNum>
-  <w:abstractNum w:abstractNumId="2" w15:restartNumberingAfterBreak="0">
+  <w:abstractNum w:abstractNumId="4" w15:restartNumberingAfterBreak="0">
+    <w:nsid w:val="1599333B"/>
+    <w:multiLevelType w:val="multilevel"/>
+    <w:tmpl w:val="277052FC"/>
+    <w:lvl w:ilvl="0">
+      <w:start w:val="1"/>
+      <w:numFmt w:val="bullet"/>
+      <w:lvlText w:val=""/>
+      <w:lvlJc w:val="left"/>
+      <w:pPr>
+        <w:tabs>
+          <w:tab w:val="num" w:pos="720"/>
+        </w:tabs>
+        <w:ind w:left="720" w:hanging="360"/>
+      </w:pPr>
+      <w:rPr>
+        <w:rFonts w:ascii="Symbol" w:hAnsi="Symbol" w:hint="default"/>
+        <w:sz w:val="20"/>
+      </w:rPr>
+    </w:lvl>
+    <w:lvl w:ilvl="1" w:tentative="1">
+      <w:start w:val="1"/>
+      <w:numFmt w:val="bullet"/>
+      <w:lvlText w:val="o"/>
+      <w:lvlJc w:val="left"/>
+      <w:pPr>
+        <w:tabs>
+          <w:tab w:val="num" w:pos="1440"/>
+        </w:tabs>
+        <w:ind w:left="1440" w:hanging="360"/>
+      </w:pPr>
+      <w:rPr>
+        <w:rFonts w:ascii="Courier New" w:hAnsi="Courier New" w:hint="default"/>
+        <w:sz w:val="20"/>
+      </w:rPr>
+    </w:lvl>
+    <w:lvl w:ilvl="2" w:tentative="1">
+      <w:start w:val="1"/>
+      <w:numFmt w:val="bullet"/>
+      <w:lvlText w:val=""/>
+      <w:lvlJc w:val="left"/>
+      <w:pPr>
+        <w:tabs>
+          <w:tab w:val="num" w:pos="2160"/>
+        </w:tabs>
+        <w:ind w:left="2160" w:hanging="360"/>
+      </w:pPr>
+      <w:rPr>
+        <w:rFonts w:ascii="Wingdings" w:hAnsi="Wingdings" w:hint="default"/>
+        <w:sz w:val="20"/>
+      </w:rPr>
+    </w:lvl>
+    <w:lvl w:ilvl="3" w:tentative="1">
+      <w:start w:val="1"/>
+      <w:numFmt w:val="bullet"/>
+      <w:lvlText w:val=""/>
+      <w:lvlJc w:val="left"/>
+      <w:pPr>
+        <w:tabs>
+          <w:tab w:val="num" w:pos="2880"/>
+        </w:tabs>
+        <w:ind w:left="2880" w:hanging="360"/>
+      </w:pPr>
+      <w:rPr>
+        <w:rFonts w:ascii="Wingdings" w:hAnsi="Wingdings" w:hint="default"/>
+        <w:sz w:val="20"/>
+      </w:rPr>
+    </w:lvl>
+    <w:lvl w:ilvl="4" w:tentative="1">
+      <w:start w:val="1"/>
+      <w:numFmt w:val="bullet"/>
+      <w:lvlText w:val=""/>
+      <w:lvlJc w:val="left"/>
+      <w:pPr>
+        <w:tabs>
+          <w:tab w:val="num" w:pos="3600"/>
+        </w:tabs>
+        <w:ind w:left="3600" w:hanging="360"/>
+      </w:pPr>
+      <w:rPr>
+        <w:rFonts w:ascii="Wingdings" w:hAnsi="Wingdings" w:hint="default"/>
+        <w:sz w:val="20"/>
+      </w:rPr>
+    </w:lvl>
+    <w:lvl w:ilvl="5" w:tentative="1">
+      <w:start w:val="1"/>
+      <w:numFmt w:val="bullet"/>
+      <w:lvlText w:val=""/>
+      <w:lvlJc w:val="left"/>
+      <w:pPr>
+        <w:tabs>
+          <w:tab w:val="num" w:pos="4320"/>
+        </w:tabs>
+        <w:ind w:left="4320" w:hanging="360"/>
+      </w:pPr>
+      <w:rPr>
+        <w:rFonts w:ascii="Wingdings" w:hAnsi="Wingdings" w:hint="default"/>
+        <w:sz w:val="20"/>
+      </w:rPr>
+    </w:lvl>
+    <w:lvl w:ilvl="6" w:tentative="1">
+      <w:start w:val="1"/>
+      <w:numFmt w:val="bullet"/>
+      <w:lvlText w:val=""/>
+      <w:lvlJc w:val="left"/>
+      <w:pPr>
+        <w:tabs>
+          <w:tab w:val="num" w:pos="5040"/>
+        </w:tabs>
+        <w:ind w:left="5040" w:hanging="360"/>
+      </w:pPr>
+      <w:rPr>
+        <w:rFonts w:ascii="Wingdings" w:hAnsi="Wingdings" w:hint="default"/>
+        <w:sz w:val="20"/>
+      </w:rPr>
+    </w:lvl>
+    <w:lvl w:ilvl="7" w:tentative="1">
+      <w:start w:val="1"/>
+      <w:numFmt w:val="bullet"/>
+      <w:lvlText w:val=""/>
+      <w:lvlJc w:val="left"/>
+      <w:pPr>
+        <w:tabs>
+          <w:tab w:val="num" w:pos="5760"/>
+        </w:tabs>
+        <w:ind w:left="5760" w:hanging="360"/>
+      </w:pPr>
+      <w:rPr>
+        <w:rFonts w:ascii="Wingdings" w:hAnsi="Wingdings" w:hint="default"/>
+        <w:sz w:val="20"/>
+      </w:rPr>
+    </w:lvl>
+    <w:lvl w:ilvl="8" w:tentative="1">
+      <w:start w:val="1"/>
+      <w:numFmt w:val="bullet"/>
+      <w:lvlText w:val=""/>
+      <w:lvlJc w:val="left"/>
+      <w:pPr>
+        <w:tabs>
+          <w:tab w:val="num" w:pos="6480"/>
+        </w:tabs>
+        <w:ind w:left="6480" w:hanging="360"/>
+      </w:pPr>
+      <w:rPr>
+        <w:rFonts w:ascii="Wingdings" w:hAnsi="Wingdings" w:hint="default"/>
+        <w:sz w:val="20"/>
+      </w:rPr>
+    </w:lvl>
+  </w:abstractNum>
+  <w:abstractNum w:abstractNumId="5" w15:restartNumberingAfterBreak="0">
     <w:nsid w:val="1C7B4B86"/>
     <w:multiLevelType w:val="hybridMultilevel"/>
     <w:tmpl w:val="5504DC64"/>
@@ -841,7 +2623,120 @@
       </w:rPr>
     </w:lvl>
   </w:abstractNum>
-  <w:abstractNum w:abstractNumId="3" w15:restartNumberingAfterBreak="0">
+  <w:abstractNum w:abstractNumId="6" w15:restartNumberingAfterBreak="0">
+    <w:nsid w:val="1E6251E9"/>
+    <w:multiLevelType w:val="multilevel"/>
+    <w:tmpl w:val="4DCCDF20"/>
+    <w:lvl w:ilvl="0">
+      <w:start w:val="1"/>
+      <w:numFmt w:val="decimal"/>
+      <w:lvlText w:val="%1."/>
+      <w:lvlJc w:val="left"/>
+      <w:pPr>
+        <w:tabs>
+          <w:tab w:val="num" w:pos="720"/>
+        </w:tabs>
+        <w:ind w:left="720" w:hanging="360"/>
+      </w:pPr>
+    </w:lvl>
+    <w:lvl w:ilvl="1" w:tentative="1">
+      <w:start w:val="1"/>
+      <w:numFmt w:val="decimal"/>
+      <w:lvlText w:val="%2."/>
+      <w:lvlJc w:val="left"/>
+      <w:pPr>
+        <w:tabs>
+          <w:tab w:val="num" w:pos="1440"/>
+        </w:tabs>
+        <w:ind w:left="1440" w:hanging="360"/>
+      </w:pPr>
+    </w:lvl>
+    <w:lvl w:ilvl="2" w:tentative="1">
+      <w:start w:val="1"/>
+      <w:numFmt w:val="decimal"/>
+      <w:lvlText w:val="%3."/>
+      <w:lvlJc w:val="left"/>
+      <w:pPr>
+        <w:tabs>
+          <w:tab w:val="num" w:pos="2160"/>
+        </w:tabs>
+        <w:ind w:left="2160" w:hanging="360"/>
+      </w:pPr>
+    </w:lvl>
+    <w:lvl w:ilvl="3" w:tentative="1">
+      <w:start w:val="1"/>
+      <w:numFmt w:val="decimal"/>
+      <w:lvlText w:val="%4."/>
+      <w:lvlJc w:val="left"/>
+      <w:pPr>
+        <w:tabs>
+          <w:tab w:val="num" w:pos="2880"/>
+        </w:tabs>
+        <w:ind w:left="2880" w:hanging="360"/>
+      </w:pPr>
+    </w:lvl>
+    <w:lvl w:ilvl="4" w:tentative="1">
+      <w:start w:val="1"/>
+      <w:numFmt w:val="decimal"/>
+      <w:lvlText w:val="%5."/>
+      <w:lvlJc w:val="left"/>
+      <w:pPr>
+        <w:tabs>
+          <w:tab w:val="num" w:pos="3600"/>
+        </w:tabs>
+        <w:ind w:left="3600" w:hanging="360"/>
+      </w:pPr>
+    </w:lvl>
+    <w:lvl w:ilvl="5" w:tentative="1">
+      <w:start w:val="1"/>
+      <w:numFmt w:val="decimal"/>
+      <w:lvlText w:val="%6."/>
+      <w:lvlJc w:val="left"/>
+      <w:pPr>
+        <w:tabs>
+          <w:tab w:val="num" w:pos="4320"/>
+        </w:tabs>
+        <w:ind w:left="4320" w:hanging="360"/>
+      </w:pPr>
+    </w:lvl>
+    <w:lvl w:ilvl="6" w:tentative="1">
+      <w:start w:val="1"/>
+      <w:numFmt w:val="decimal"/>
+      <w:lvlText w:val="%7."/>
+      <w:lvlJc w:val="left"/>
+      <w:pPr>
+        <w:tabs>
+          <w:tab w:val="num" w:pos="5040"/>
+        </w:tabs>
+        <w:ind w:left="5040" w:hanging="360"/>
+      </w:pPr>
+    </w:lvl>
+    <w:lvl w:ilvl="7" w:tentative="1">
+      <w:start w:val="1"/>
+      <w:numFmt w:val="decimal"/>
+      <w:lvlText w:val="%8."/>
+      <w:lvlJc w:val="left"/>
+      <w:pPr>
+        <w:tabs>
+          <w:tab w:val="num" w:pos="5760"/>
+        </w:tabs>
+        <w:ind w:left="5760" w:hanging="360"/>
+      </w:pPr>
+    </w:lvl>
+    <w:lvl w:ilvl="8" w:tentative="1">
+      <w:start w:val="1"/>
+      <w:numFmt w:val="decimal"/>
+      <w:lvlText w:val="%9."/>
+      <w:lvlJc w:val="left"/>
+      <w:pPr>
+        <w:tabs>
+          <w:tab w:val="num" w:pos="6480"/>
+        </w:tabs>
+        <w:ind w:left="6480" w:hanging="360"/>
+      </w:pPr>
+    </w:lvl>
+  </w:abstractNum>
+  <w:abstractNum w:abstractNumId="7" w15:restartNumberingAfterBreak="0">
     <w:nsid w:val="202136C9"/>
     <w:multiLevelType w:val="multilevel"/>
     <w:tmpl w:val="E19E2804"/>
@@ -990,7 +2885,156 @@
       </w:rPr>
     </w:lvl>
   </w:abstractNum>
-  <w:abstractNum w:abstractNumId="4" w15:restartNumberingAfterBreak="0">
+  <w:abstractNum w:abstractNumId="8" w15:restartNumberingAfterBreak="0">
+    <w:nsid w:val="247A140B"/>
+    <w:multiLevelType w:val="multilevel"/>
+    <w:tmpl w:val="16447A8A"/>
+    <w:lvl w:ilvl="0">
+      <w:start w:val="1"/>
+      <w:numFmt w:val="bullet"/>
+      <w:lvlText w:val=""/>
+      <w:lvlJc w:val="left"/>
+      <w:pPr>
+        <w:tabs>
+          <w:tab w:val="num" w:pos="720"/>
+        </w:tabs>
+        <w:ind w:left="720" w:hanging="360"/>
+      </w:pPr>
+      <w:rPr>
+        <w:rFonts w:ascii="Symbol" w:hAnsi="Symbol" w:hint="default"/>
+        <w:sz w:val="20"/>
+      </w:rPr>
+    </w:lvl>
+    <w:lvl w:ilvl="1" w:tentative="1">
+      <w:start w:val="1"/>
+      <w:numFmt w:val="bullet"/>
+      <w:lvlText w:val="o"/>
+      <w:lvlJc w:val="left"/>
+      <w:pPr>
+        <w:tabs>
+          <w:tab w:val="num" w:pos="1440"/>
+        </w:tabs>
+        <w:ind w:left="1440" w:hanging="360"/>
+      </w:pPr>
+      <w:rPr>
+        <w:rFonts w:ascii="Courier New" w:hAnsi="Courier New" w:hint="default"/>
+        <w:sz w:val="20"/>
+      </w:rPr>
+    </w:lvl>
+    <w:lvl w:ilvl="2" w:tentative="1">
+      <w:start w:val="1"/>
+      <w:numFmt w:val="bullet"/>
+      <w:lvlText w:val=""/>
+      <w:lvlJc w:val="left"/>
+      <w:pPr>
+        <w:tabs>
+          <w:tab w:val="num" w:pos="2160"/>
+        </w:tabs>
+        <w:ind w:left="2160" w:hanging="360"/>
+      </w:pPr>
+      <w:rPr>
+        <w:rFonts w:ascii="Wingdings" w:hAnsi="Wingdings" w:hint="default"/>
+        <w:sz w:val="20"/>
+      </w:rPr>
+    </w:lvl>
+    <w:lvl w:ilvl="3" w:tentative="1">
+      <w:start w:val="1"/>
+      <w:numFmt w:val="bullet"/>
+      <w:lvlText w:val=""/>
+      <w:lvlJc w:val="left"/>
+      <w:pPr>
+        <w:tabs>
+          <w:tab w:val="num" w:pos="2880"/>
+        </w:tabs>
+        <w:ind w:left="2880" w:hanging="360"/>
+      </w:pPr>
+      <w:rPr>
+        <w:rFonts w:ascii="Wingdings" w:hAnsi="Wingdings" w:hint="default"/>
+        <w:sz w:val="20"/>
+      </w:rPr>
+    </w:lvl>
+    <w:lvl w:ilvl="4" w:tentative="1">
+      <w:start w:val="1"/>
+      <w:numFmt w:val="bullet"/>
+      <w:lvlText w:val=""/>
+      <w:lvlJc w:val="left"/>
+      <w:pPr>
+        <w:tabs>
+          <w:tab w:val="num" w:pos="3600"/>
+        </w:tabs>
+        <w:ind w:left="3600" w:hanging="360"/>
+      </w:pPr>
+      <w:rPr>
+        <w:rFonts w:ascii="Wingdings" w:hAnsi="Wingdings" w:hint="default"/>
+        <w:sz w:val="20"/>
+      </w:rPr>
+    </w:lvl>
+    <w:lvl w:ilvl="5" w:tentative="1">
+      <w:start w:val="1"/>
+      <w:numFmt w:val="bullet"/>
+      <w:lvlText w:val=""/>
+      <w:lvlJc w:val="left"/>
+      <w:pPr>
+        <w:tabs>
+          <w:tab w:val="num" w:pos="4320"/>
+        </w:tabs>
+        <w:ind w:left="4320" w:hanging="360"/>
+      </w:pPr>
+      <w:rPr>
+        <w:rFonts w:ascii="Wingdings" w:hAnsi="Wingdings" w:hint="default"/>
+        <w:sz w:val="20"/>
+      </w:rPr>
+    </w:lvl>
+    <w:lvl w:ilvl="6" w:tentative="1">
+      <w:start w:val="1"/>
+      <w:numFmt w:val="bullet"/>
+      <w:lvlText w:val=""/>
+      <w:lvlJc w:val="left"/>
+      <w:pPr>
+        <w:tabs>
+          <w:tab w:val="num" w:pos="5040"/>
+        </w:tabs>
+        <w:ind w:left="5040" w:hanging="360"/>
+      </w:pPr>
+      <w:rPr>
+        <w:rFonts w:ascii="Wingdings" w:hAnsi="Wingdings" w:hint="default"/>
+        <w:sz w:val="20"/>
+      </w:rPr>
+    </w:lvl>
+    <w:lvl w:ilvl="7" w:tentative="1">
+      <w:start w:val="1"/>
+      <w:numFmt w:val="bullet"/>
+      <w:lvlText w:val=""/>
+      <w:lvlJc w:val="left"/>
+      <w:pPr>
+        <w:tabs>
+          <w:tab w:val="num" w:pos="5760"/>
+        </w:tabs>
+        <w:ind w:left="5760" w:hanging="360"/>
+      </w:pPr>
+      <w:rPr>
+        <w:rFonts w:ascii="Wingdings" w:hAnsi="Wingdings" w:hint="default"/>
+        <w:sz w:val="20"/>
+      </w:rPr>
+    </w:lvl>
+    <w:lvl w:ilvl="8" w:tentative="1">
+      <w:start w:val="1"/>
+      <w:numFmt w:val="bullet"/>
+      <w:lvlText w:val=""/>
+      <w:lvlJc w:val="left"/>
+      <w:pPr>
+        <w:tabs>
+          <w:tab w:val="num" w:pos="6480"/>
+        </w:tabs>
+        <w:ind w:left="6480" w:hanging="360"/>
+      </w:pPr>
+      <w:rPr>
+        <w:rFonts w:ascii="Wingdings" w:hAnsi="Wingdings" w:hint="default"/>
+        <w:sz w:val="20"/>
+      </w:rPr>
+    </w:lvl>
+  </w:abstractNum>
+  <w:abstractNum w:abstractNumId="9" w15:restartNumberingAfterBreak="0">
     <w:nsid w:val="2A7C1D74"/>
     <w:multiLevelType w:val="hybridMultilevel"/>
     <w:tmpl w:val="2390B2D8"/>
@@ -1103,7 +3147,156 @@
       </w:rPr>
     </w:lvl>
   </w:abstractNum>
-  <w:abstractNum w:abstractNumId="5" w15:restartNumberingAfterBreak="0">
+  <w:abstractNum w:abstractNumId="10" w15:restartNumberingAfterBreak="0">
+    <w:nsid w:val="2C8C406B"/>
+    <w:multiLevelType w:val="multilevel"/>
+    <w:tmpl w:val="2CF063DA"/>
+    <w:lvl w:ilvl="0">
+      <w:start w:val="1"/>
+      <w:numFmt w:val="bullet"/>
+      <w:lvlText w:val=""/>
+      <w:lvlJc w:val="left"/>
+      <w:pPr>
+        <w:tabs>
+          <w:tab w:val="num" w:pos="720"/>
+        </w:tabs>
+        <w:ind w:left="720" w:hanging="360"/>
+      </w:pPr>
+      <w:rPr>
+        <w:rFonts w:ascii="Symbol" w:hAnsi="Symbol" w:hint="default"/>
+        <w:sz w:val="20"/>
+      </w:rPr>
+    </w:lvl>
+    <w:lvl w:ilvl="1">
+      <w:start w:val="1"/>
+      <w:numFmt w:val="bullet"/>
+      <w:lvlText w:val="o"/>
+      <w:lvlJc w:val="left"/>
+      <w:pPr>
+        <w:tabs>
+          <w:tab w:val="num" w:pos="1440"/>
+        </w:tabs>
+        <w:ind w:left="1440" w:hanging="360"/>
+      </w:pPr>
+      <w:rPr>
+        <w:rFonts w:ascii="Courier New" w:hAnsi="Courier New" w:hint="default"/>
+        <w:sz w:val="20"/>
+      </w:rPr>
+    </w:lvl>
+    <w:lvl w:ilvl="2" w:tentative="1">
+      <w:start w:val="1"/>
+      <w:numFmt w:val="bullet"/>
+      <w:lvlText w:val=""/>
+      <w:lvlJc w:val="left"/>
+      <w:pPr>
+        <w:tabs>
+          <w:tab w:val="num" w:pos="2160"/>
+        </w:tabs>
+        <w:ind w:left="2160" w:hanging="360"/>
+      </w:pPr>
+      <w:rPr>
+        <w:rFonts w:ascii="Wingdings" w:hAnsi="Wingdings" w:hint="default"/>
+        <w:sz w:val="20"/>
+      </w:rPr>
+    </w:lvl>
+    <w:lvl w:ilvl="3" w:tentative="1">
+      <w:start w:val="1"/>
+      <w:numFmt w:val="bullet"/>
+      <w:lvlText w:val=""/>
+      <w:lvlJc w:val="left"/>
+      <w:pPr>
+        <w:tabs>
+          <w:tab w:val="num" w:pos="2880"/>
+        </w:tabs>
+        <w:ind w:left="2880" w:hanging="360"/>
+      </w:pPr>
+      <w:rPr>
+        <w:rFonts w:ascii="Wingdings" w:hAnsi="Wingdings" w:hint="default"/>
+        <w:sz w:val="20"/>
+      </w:rPr>
+    </w:lvl>
+    <w:lvl w:ilvl="4" w:tentative="1">
+      <w:start w:val="1"/>
+      <w:numFmt w:val="bullet"/>
+      <w:lvlText w:val=""/>
+      <w:lvlJc w:val="left"/>
+      <w:pPr>
+        <w:tabs>
+          <w:tab w:val="num" w:pos="3600"/>
+        </w:tabs>
+        <w:ind w:left="3600" w:hanging="360"/>
+      </w:pPr>
+      <w:rPr>
+        <w:rFonts w:ascii="Wingdings" w:hAnsi="Wingdings" w:hint="default"/>
+        <w:sz w:val="20"/>
+      </w:rPr>
+    </w:lvl>
+    <w:lvl w:ilvl="5" w:tentative="1">
+      <w:start w:val="1"/>
+      <w:numFmt w:val="bullet"/>
+      <w:lvlText w:val=""/>
+      <w:lvlJc w:val="left"/>
+      <w:pPr>
+        <w:tabs>
+          <w:tab w:val="num" w:pos="4320"/>
+        </w:tabs>
+        <w:ind w:left="4320" w:hanging="360"/>
+      </w:pPr>
+      <w:rPr>
+        <w:rFonts w:ascii="Wingdings" w:hAnsi="Wingdings" w:hint="default"/>
+        <w:sz w:val="20"/>
+      </w:rPr>
+    </w:lvl>
+    <w:lvl w:ilvl="6" w:tentative="1">
+      <w:start w:val="1"/>
+      <w:numFmt w:val="bullet"/>
+      <w:lvlText w:val=""/>
+      <w:lvlJc w:val="left"/>
+      <w:pPr>
+        <w:tabs>
+          <w:tab w:val="num" w:pos="5040"/>
+        </w:tabs>
+        <w:ind w:left="5040" w:hanging="360"/>
+      </w:pPr>
+      <w:rPr>
+        <w:rFonts w:ascii="Wingdings" w:hAnsi="Wingdings" w:hint="default"/>
+        <w:sz w:val="20"/>
+      </w:rPr>
+    </w:lvl>
+    <w:lvl w:ilvl="7" w:tentative="1">
+      <w:start w:val="1"/>
+      <w:numFmt w:val="bullet"/>
+      <w:lvlText w:val=""/>
+      <w:lvlJc w:val="left"/>
+      <w:pPr>
+        <w:tabs>
+          <w:tab w:val="num" w:pos="5760"/>
+        </w:tabs>
+        <w:ind w:left="5760" w:hanging="360"/>
+      </w:pPr>
+      <w:rPr>
+        <w:rFonts w:ascii="Wingdings" w:hAnsi="Wingdings" w:hint="default"/>
+        <w:sz w:val="20"/>
+      </w:rPr>
+    </w:lvl>
+    <w:lvl w:ilvl="8" w:tentative="1">
+      <w:start w:val="1"/>
+      <w:numFmt w:val="bullet"/>
+      <w:lvlText w:val=""/>
+      <w:lvlJc w:val="left"/>
+      <w:pPr>
+        <w:tabs>
+          <w:tab w:val="num" w:pos="6480"/>
+        </w:tabs>
+        <w:ind w:left="6480" w:hanging="360"/>
+      </w:pPr>
+      <w:rPr>
+        <w:rFonts w:ascii="Wingdings" w:hAnsi="Wingdings" w:hint="default"/>
+        <w:sz w:val="20"/>
+      </w:rPr>
+    </w:lvl>
+  </w:abstractNum>
+  <w:abstractNum w:abstractNumId="11" w15:restartNumberingAfterBreak="0">
     <w:nsid w:val="31DB6707"/>
     <w:multiLevelType w:val="multilevel"/>
     <w:tmpl w:val="6B5E78DA"/>
@@ -1252,7 +3445,7 @@
       </w:rPr>
     </w:lvl>
   </w:abstractNum>
-  <w:abstractNum w:abstractNumId="6" w15:restartNumberingAfterBreak="0">
+  <w:abstractNum w:abstractNumId="12" w15:restartNumberingAfterBreak="0">
     <w:nsid w:val="32203C0A"/>
     <w:multiLevelType w:val="hybridMultilevel"/>
     <w:tmpl w:val="292CDB40"/>
@@ -1365,7 +3558,305 @@
       </w:rPr>
     </w:lvl>
   </w:abstractNum>
-  <w:abstractNum w:abstractNumId="7" w15:restartNumberingAfterBreak="0">
+  <w:abstractNum w:abstractNumId="13" w15:restartNumberingAfterBreak="0">
+    <w:nsid w:val="334A4D3C"/>
+    <w:multiLevelType w:val="multilevel"/>
+    <w:tmpl w:val="7ADCBBCE"/>
+    <w:lvl w:ilvl="0">
+      <w:start w:val="1"/>
+      <w:numFmt w:val="bullet"/>
+      <w:lvlText w:val=""/>
+      <w:lvlJc w:val="left"/>
+      <w:pPr>
+        <w:tabs>
+          <w:tab w:val="num" w:pos="720"/>
+        </w:tabs>
+        <w:ind w:left="720" w:hanging="360"/>
+      </w:pPr>
+      <w:rPr>
+        <w:rFonts w:ascii="Symbol" w:hAnsi="Symbol" w:hint="default"/>
+        <w:sz w:val="20"/>
+      </w:rPr>
+    </w:lvl>
+    <w:lvl w:ilvl="1">
+      <w:start w:val="1"/>
+      <w:numFmt w:val="bullet"/>
+      <w:lvlText w:val="o"/>
+      <w:lvlJc w:val="left"/>
+      <w:pPr>
+        <w:tabs>
+          <w:tab w:val="num" w:pos="1440"/>
+        </w:tabs>
+        <w:ind w:left="1440" w:hanging="360"/>
+      </w:pPr>
+      <w:rPr>
+        <w:rFonts w:ascii="Courier New" w:hAnsi="Courier New" w:hint="default"/>
+        <w:sz w:val="20"/>
+      </w:rPr>
+    </w:lvl>
+    <w:lvl w:ilvl="2" w:tentative="1">
+      <w:start w:val="1"/>
+      <w:numFmt w:val="bullet"/>
+      <w:lvlText w:val=""/>
+      <w:lvlJc w:val="left"/>
+      <w:pPr>
+        <w:tabs>
+          <w:tab w:val="num" w:pos="2160"/>
+        </w:tabs>
+        <w:ind w:left="2160" w:hanging="360"/>
+      </w:pPr>
+      <w:rPr>
+        <w:rFonts w:ascii="Wingdings" w:hAnsi="Wingdings" w:hint="default"/>
+        <w:sz w:val="20"/>
+      </w:rPr>
+    </w:lvl>
+    <w:lvl w:ilvl="3" w:tentative="1">
+      <w:start w:val="1"/>
+      <w:numFmt w:val="bullet"/>
+      <w:lvlText w:val=""/>
+      <w:lvlJc w:val="left"/>
+      <w:pPr>
+        <w:tabs>
+          <w:tab w:val="num" w:pos="2880"/>
+        </w:tabs>
+        <w:ind w:left="2880" w:hanging="360"/>
+      </w:pPr>
+      <w:rPr>
+        <w:rFonts w:ascii="Wingdings" w:hAnsi="Wingdings" w:hint="default"/>
+        <w:sz w:val="20"/>
+      </w:rPr>
+    </w:lvl>
+    <w:lvl w:ilvl="4" w:tentative="1">
+      <w:start w:val="1"/>
+      <w:numFmt w:val="bullet"/>
+      <w:lvlText w:val=""/>
+      <w:lvlJc w:val="left"/>
+      <w:pPr>
+        <w:tabs>
+          <w:tab w:val="num" w:pos="3600"/>
+        </w:tabs>
+        <w:ind w:left="3600" w:hanging="360"/>
+      </w:pPr>
+      <w:rPr>
+        <w:rFonts w:ascii="Wingdings" w:hAnsi="Wingdings" w:hint="default"/>
+        <w:sz w:val="20"/>
+      </w:rPr>
+    </w:lvl>
+    <w:lvl w:ilvl="5" w:tentative="1">
+      <w:start w:val="1"/>
+      <w:numFmt w:val="bullet"/>
+      <w:lvlText w:val=""/>
+      <w:lvlJc w:val="left"/>
+      <w:pPr>
+        <w:tabs>
+          <w:tab w:val="num" w:pos="4320"/>
+        </w:tabs>
+        <w:ind w:left="4320" w:hanging="360"/>
+      </w:pPr>
+      <w:rPr>
+        <w:rFonts w:ascii="Wingdings" w:hAnsi="Wingdings" w:hint="default"/>
+        <w:sz w:val="20"/>
+      </w:rPr>
+    </w:lvl>
+    <w:lvl w:ilvl="6" w:tentative="1">
+      <w:start w:val="1"/>
+      <w:numFmt w:val="bullet"/>
+      <w:lvlText w:val=""/>
+      <w:lvlJc w:val="left"/>
+      <w:pPr>
+        <w:tabs>
+          <w:tab w:val="num" w:pos="5040"/>
+        </w:tabs>
+        <w:ind w:left="5040" w:hanging="360"/>
+      </w:pPr>
+      <w:rPr>
+        <w:rFonts w:ascii="Wingdings" w:hAnsi="Wingdings" w:hint="default"/>
+        <w:sz w:val="20"/>
+      </w:rPr>
+    </w:lvl>
+    <w:lvl w:ilvl="7" w:tentative="1">
+      <w:start w:val="1"/>
+      <w:numFmt w:val="bullet"/>
+      <w:lvlText w:val=""/>
+      <w:lvlJc w:val="left"/>
+      <w:pPr>
+        <w:tabs>
+          <w:tab w:val="num" w:pos="5760"/>
+        </w:tabs>
+        <w:ind w:left="5760" w:hanging="360"/>
+      </w:pPr>
+      <w:rPr>
+        <w:rFonts w:ascii="Wingdings" w:hAnsi="Wingdings" w:hint="default"/>
+        <w:sz w:val="20"/>
+      </w:rPr>
+    </w:lvl>
+    <w:lvl w:ilvl="8" w:tentative="1">
+      <w:start w:val="1"/>
+      <w:numFmt w:val="bullet"/>
+      <w:lvlText w:val=""/>
+      <w:lvlJc w:val="left"/>
+      <w:pPr>
+        <w:tabs>
+          <w:tab w:val="num" w:pos="6480"/>
+        </w:tabs>
+        <w:ind w:left="6480" w:hanging="360"/>
+      </w:pPr>
+      <w:rPr>
+        <w:rFonts w:ascii="Wingdings" w:hAnsi="Wingdings" w:hint="default"/>
+        <w:sz w:val="20"/>
+      </w:rPr>
+    </w:lvl>
+  </w:abstractNum>
+  <w:abstractNum w:abstractNumId="14" w15:restartNumberingAfterBreak="0">
+    <w:nsid w:val="39C744AE"/>
+    <w:multiLevelType w:val="multilevel"/>
+    <w:tmpl w:val="001CA39E"/>
+    <w:lvl w:ilvl="0">
+      <w:start w:val="1"/>
+      <w:numFmt w:val="bullet"/>
+      <w:lvlText w:val=""/>
+      <w:lvlJc w:val="left"/>
+      <w:pPr>
+        <w:tabs>
+          <w:tab w:val="num" w:pos="720"/>
+        </w:tabs>
+        <w:ind w:left="720" w:hanging="360"/>
+      </w:pPr>
+      <w:rPr>
+        <w:rFonts w:ascii="Symbol" w:hAnsi="Symbol" w:hint="default"/>
+        <w:sz w:val="20"/>
+      </w:rPr>
+    </w:lvl>
+    <w:lvl w:ilvl="1" w:tentative="1">
+      <w:start w:val="1"/>
+      <w:numFmt w:val="bullet"/>
+      <w:lvlText w:val="o"/>
+      <w:lvlJc w:val="left"/>
+      <w:pPr>
+        <w:tabs>
+          <w:tab w:val="num" w:pos="1440"/>
+        </w:tabs>
+        <w:ind w:left="1440" w:hanging="360"/>
+      </w:pPr>
+      <w:rPr>
+        <w:rFonts w:ascii="Courier New" w:hAnsi="Courier New" w:hint="default"/>
+        <w:sz w:val="20"/>
+      </w:rPr>
+    </w:lvl>
+    <w:lvl w:ilvl="2" w:tentative="1">
+      <w:start w:val="1"/>
+      <w:numFmt w:val="bullet"/>
+      <w:lvlText w:val=""/>
+      <w:lvlJc w:val="left"/>
+      <w:pPr>
+        <w:tabs>
+          <w:tab w:val="num" w:pos="2160"/>
+        </w:tabs>
+        <w:ind w:left="2160" w:hanging="360"/>
+      </w:pPr>
+      <w:rPr>
+        <w:rFonts w:ascii="Wingdings" w:hAnsi="Wingdings" w:hint="default"/>
+        <w:sz w:val="20"/>
+      </w:rPr>
+    </w:lvl>
+    <w:lvl w:ilvl="3" w:tentative="1">
+      <w:start w:val="1"/>
+      <w:numFmt w:val="bullet"/>
+      <w:lvlText w:val=""/>
+      <w:lvlJc w:val="left"/>
+      <w:pPr>
+        <w:tabs>
+          <w:tab w:val="num" w:pos="2880"/>
+        </w:tabs>
+        <w:ind w:left="2880" w:hanging="360"/>
+      </w:pPr>
+      <w:rPr>
+        <w:rFonts w:ascii="Wingdings" w:hAnsi="Wingdings" w:hint="default"/>
+        <w:sz w:val="20"/>
+      </w:rPr>
+    </w:lvl>
+    <w:lvl w:ilvl="4" w:tentative="1">
+      <w:start w:val="1"/>
+      <w:numFmt w:val="bullet"/>
+      <w:lvlText w:val=""/>
+      <w:lvlJc w:val="left"/>
+      <w:pPr>
+        <w:tabs>
+          <w:tab w:val="num" w:pos="3600"/>
+        </w:tabs>
+        <w:ind w:left="3600" w:hanging="360"/>
+      </w:pPr>
+      <w:rPr>
+        <w:rFonts w:ascii="Wingdings" w:hAnsi="Wingdings" w:hint="default"/>
+        <w:sz w:val="20"/>
+      </w:rPr>
+    </w:lvl>
+    <w:lvl w:ilvl="5" w:tentative="1">
+      <w:start w:val="1"/>
+      <w:numFmt w:val="bullet"/>
+      <w:lvlText w:val=""/>
+      <w:lvlJc w:val="left"/>
+      <w:pPr>
+        <w:tabs>
+          <w:tab w:val="num" w:pos="4320"/>
+        </w:tabs>
+        <w:ind w:left="4320" w:hanging="360"/>
+      </w:pPr>
+      <w:rPr>
+        <w:rFonts w:ascii="Wingdings" w:hAnsi="Wingdings" w:hint="default"/>
+        <w:sz w:val="20"/>
+      </w:rPr>
+    </w:lvl>
+    <w:lvl w:ilvl="6" w:tentative="1">
+      <w:start w:val="1"/>
+      <w:numFmt w:val="bullet"/>
+      <w:lvlText w:val=""/>
+      <w:lvlJc w:val="left"/>
+      <w:pPr>
+        <w:tabs>
+          <w:tab w:val="num" w:pos="5040"/>
+        </w:tabs>
+        <w:ind w:left="5040" w:hanging="360"/>
+      </w:pPr>
+      <w:rPr>
+        <w:rFonts w:ascii="Wingdings" w:hAnsi="Wingdings" w:hint="default"/>
+        <w:sz w:val="20"/>
+      </w:rPr>
+    </w:lvl>
+    <w:lvl w:ilvl="7" w:tentative="1">
+      <w:start w:val="1"/>
+      <w:numFmt w:val="bullet"/>
+      <w:lvlText w:val=""/>
+      <w:lvlJc w:val="left"/>
+      <w:pPr>
+        <w:tabs>
+          <w:tab w:val="num" w:pos="5760"/>
+        </w:tabs>
+        <w:ind w:left="5760" w:hanging="360"/>
+      </w:pPr>
+      <w:rPr>
+        <w:rFonts w:ascii="Wingdings" w:hAnsi="Wingdings" w:hint="default"/>
+        <w:sz w:val="20"/>
+      </w:rPr>
+    </w:lvl>
+    <w:lvl w:ilvl="8" w:tentative="1">
+      <w:start w:val="1"/>
+      <w:numFmt w:val="bullet"/>
+      <w:lvlText w:val=""/>
+      <w:lvlJc w:val="left"/>
+      <w:pPr>
+        <w:tabs>
+          <w:tab w:val="num" w:pos="6480"/>
+        </w:tabs>
+        <w:ind w:left="6480" w:hanging="360"/>
+      </w:pPr>
+      <w:rPr>
+        <w:rFonts w:ascii="Wingdings" w:hAnsi="Wingdings" w:hint="default"/>
+        <w:sz w:val="20"/>
+      </w:rPr>
+    </w:lvl>
+  </w:abstractNum>
+  <w:abstractNum w:abstractNumId="15" w15:restartNumberingAfterBreak="0">
     <w:nsid w:val="3F5F6564"/>
     <w:multiLevelType w:val="hybridMultilevel"/>
     <w:tmpl w:val="D854A982"/>
@@ -1478,7 +3969,7 @@
       </w:rPr>
     </w:lvl>
   </w:abstractNum>
-  <w:abstractNum w:abstractNumId="8" w15:restartNumberingAfterBreak="0">
+  <w:abstractNum w:abstractNumId="16" w15:restartNumberingAfterBreak="0">
     <w:nsid w:val="455D3472"/>
     <w:multiLevelType w:val="multilevel"/>
     <w:tmpl w:val="5A62E2DE"/>
@@ -1627,7 +4118,7 @@
       </w:rPr>
     </w:lvl>
   </w:abstractNum>
-  <w:abstractNum w:abstractNumId="9" w15:restartNumberingAfterBreak="0">
+  <w:abstractNum w:abstractNumId="17" w15:restartNumberingAfterBreak="0">
     <w:nsid w:val="46735A3D"/>
     <w:multiLevelType w:val="hybridMultilevel"/>
     <w:tmpl w:val="482077F2"/>
@@ -1740,7 +4231,7 @@
       </w:rPr>
     </w:lvl>
   </w:abstractNum>
-  <w:abstractNum w:abstractNumId="10" w15:restartNumberingAfterBreak="0">
+  <w:abstractNum w:abstractNumId="18" w15:restartNumberingAfterBreak="0">
     <w:nsid w:val="479F5204"/>
     <w:multiLevelType w:val="hybridMultilevel"/>
     <w:tmpl w:val="640EDED8"/>
@@ -1853,7 +4344,7 @@
       </w:rPr>
     </w:lvl>
   </w:abstractNum>
-  <w:abstractNum w:abstractNumId="11" w15:restartNumberingAfterBreak="0">
+  <w:abstractNum w:abstractNumId="19" w15:restartNumberingAfterBreak="0">
     <w:nsid w:val="568E4F27"/>
     <w:multiLevelType w:val="hybridMultilevel"/>
     <w:tmpl w:val="8CDA147C"/>
@@ -1966,7 +4457,156 @@
       </w:rPr>
     </w:lvl>
   </w:abstractNum>
-  <w:abstractNum w:abstractNumId="12" w15:restartNumberingAfterBreak="0">
+  <w:abstractNum w:abstractNumId="20" w15:restartNumberingAfterBreak="0">
+    <w:nsid w:val="59E1619E"/>
+    <w:multiLevelType w:val="multilevel"/>
+    <w:tmpl w:val="83B08DC4"/>
+    <w:lvl w:ilvl="0">
+      <w:start w:val="1"/>
+      <w:numFmt w:val="bullet"/>
+      <w:lvlText w:val=""/>
+      <w:lvlJc w:val="left"/>
+      <w:pPr>
+        <w:tabs>
+          <w:tab w:val="num" w:pos="720"/>
+        </w:tabs>
+        <w:ind w:left="720" w:hanging="360"/>
+      </w:pPr>
+      <w:rPr>
+        <w:rFonts w:ascii="Symbol" w:hAnsi="Symbol" w:hint="default"/>
+        <w:sz w:val="20"/>
+      </w:rPr>
+    </w:lvl>
+    <w:lvl w:ilvl="1" w:tentative="1">
+      <w:start w:val="1"/>
+      <w:numFmt w:val="bullet"/>
+      <w:lvlText w:val="o"/>
+      <w:lvlJc w:val="left"/>
+      <w:pPr>
+        <w:tabs>
+          <w:tab w:val="num" w:pos="1440"/>
+        </w:tabs>
+        <w:ind w:left="1440" w:hanging="360"/>
+      </w:pPr>
+      <w:rPr>
+        <w:rFonts w:ascii="Courier New" w:hAnsi="Courier New" w:hint="default"/>
+        <w:sz w:val="20"/>
+      </w:rPr>
+    </w:lvl>
+    <w:lvl w:ilvl="2" w:tentative="1">
+      <w:start w:val="1"/>
+      <w:numFmt w:val="bullet"/>
+      <w:lvlText w:val=""/>
+      <w:lvlJc w:val="left"/>
+      <w:pPr>
+        <w:tabs>
+          <w:tab w:val="num" w:pos="2160"/>
+        </w:tabs>
+        <w:ind w:left="2160" w:hanging="360"/>
+      </w:pPr>
+      <w:rPr>
+        <w:rFonts w:ascii="Wingdings" w:hAnsi="Wingdings" w:hint="default"/>
+        <w:sz w:val="20"/>
+      </w:rPr>
+    </w:lvl>
+    <w:lvl w:ilvl="3" w:tentative="1">
+      <w:start w:val="1"/>
+      <w:numFmt w:val="bullet"/>
+      <w:lvlText w:val=""/>
+      <w:lvlJc w:val="left"/>
+      <w:pPr>
+        <w:tabs>
+          <w:tab w:val="num" w:pos="2880"/>
+        </w:tabs>
+        <w:ind w:left="2880" w:hanging="360"/>
+      </w:pPr>
+      <w:rPr>
+        <w:rFonts w:ascii="Wingdings" w:hAnsi="Wingdings" w:hint="default"/>
+        <w:sz w:val="20"/>
+      </w:rPr>
+    </w:lvl>
+    <w:lvl w:ilvl="4" w:tentative="1">
+      <w:start w:val="1"/>
+      <w:numFmt w:val="bullet"/>
+      <w:lvlText w:val=""/>
+      <w:lvlJc w:val="left"/>
+      <w:pPr>
+        <w:tabs>
+          <w:tab w:val="num" w:pos="3600"/>
+        </w:tabs>
+        <w:ind w:left="3600" w:hanging="360"/>
+      </w:pPr>
+      <w:rPr>
+        <w:rFonts w:ascii="Wingdings" w:hAnsi="Wingdings" w:hint="default"/>
+        <w:sz w:val="20"/>
+      </w:rPr>
+    </w:lvl>
+    <w:lvl w:ilvl="5" w:tentative="1">
+      <w:start w:val="1"/>
+      <w:numFmt w:val="bullet"/>
+      <w:lvlText w:val=""/>
+      <w:lvlJc w:val="left"/>
+      <w:pPr>
+        <w:tabs>
+          <w:tab w:val="num" w:pos="4320"/>
+        </w:tabs>
+        <w:ind w:left="4320" w:hanging="360"/>
+      </w:pPr>
+      <w:rPr>
+        <w:rFonts w:ascii="Wingdings" w:hAnsi="Wingdings" w:hint="default"/>
+        <w:sz w:val="20"/>
+      </w:rPr>
+    </w:lvl>
+    <w:lvl w:ilvl="6" w:tentative="1">
+      <w:start w:val="1"/>
+      <w:numFmt w:val="bullet"/>
+      <w:lvlText w:val=""/>
+      <w:lvlJc w:val="left"/>
+      <w:pPr>
+        <w:tabs>
+          <w:tab w:val="num" w:pos="5040"/>
+        </w:tabs>
+        <w:ind w:left="5040" w:hanging="360"/>
+      </w:pPr>
+      <w:rPr>
+        <w:rFonts w:ascii="Wingdings" w:hAnsi="Wingdings" w:hint="default"/>
+        <w:sz w:val="20"/>
+      </w:rPr>
+    </w:lvl>
+    <w:lvl w:ilvl="7" w:tentative="1">
+      <w:start w:val="1"/>
+      <w:numFmt w:val="bullet"/>
+      <w:lvlText w:val=""/>
+      <w:lvlJc w:val="left"/>
+      <w:pPr>
+        <w:tabs>
+          <w:tab w:val="num" w:pos="5760"/>
+        </w:tabs>
+        <w:ind w:left="5760" w:hanging="360"/>
+      </w:pPr>
+      <w:rPr>
+        <w:rFonts w:ascii="Wingdings" w:hAnsi="Wingdings" w:hint="default"/>
+        <w:sz w:val="20"/>
+      </w:rPr>
+    </w:lvl>
+    <w:lvl w:ilvl="8" w:tentative="1">
+      <w:start w:val="1"/>
+      <w:numFmt w:val="bullet"/>
+      <w:lvlText w:val=""/>
+      <w:lvlJc w:val="left"/>
+      <w:pPr>
+        <w:tabs>
+          <w:tab w:val="num" w:pos="6480"/>
+        </w:tabs>
+        <w:ind w:left="6480" w:hanging="360"/>
+      </w:pPr>
+      <w:rPr>
+        <w:rFonts w:ascii="Wingdings" w:hAnsi="Wingdings" w:hint="default"/>
+        <w:sz w:val="20"/>
+      </w:rPr>
+    </w:lvl>
+  </w:abstractNum>
+  <w:abstractNum w:abstractNumId="21" w15:restartNumberingAfterBreak="0">
     <w:nsid w:val="5B576B1A"/>
     <w:multiLevelType w:val="hybridMultilevel"/>
     <w:tmpl w:val="071AF06E"/>
@@ -2079,7 +4719,269 @@
       </w:rPr>
     </w:lvl>
   </w:abstractNum>
-  <w:abstractNum w:abstractNumId="13" w15:restartNumberingAfterBreak="0">
+  <w:abstractNum w:abstractNumId="22" w15:restartNumberingAfterBreak="0">
+    <w:nsid w:val="637965F4"/>
+    <w:multiLevelType w:val="hybridMultilevel"/>
+    <w:tmpl w:val="6E8C87A8"/>
+    <w:lvl w:ilvl="0" w:tplc="04090001">
+      <w:start w:val="1"/>
+      <w:numFmt w:val="bullet"/>
+      <w:lvlText w:val=""/>
+      <w:lvlJc w:val="left"/>
+      <w:pPr>
+        <w:ind w:left="720" w:hanging="360"/>
+      </w:pPr>
+      <w:rPr>
+        <w:rFonts w:ascii="Symbol" w:hAnsi="Symbol" w:hint="default"/>
+      </w:rPr>
+    </w:lvl>
+    <w:lvl w:ilvl="1" w:tplc="04090003" w:tentative="1">
+      <w:start w:val="1"/>
+      <w:numFmt w:val="bullet"/>
+      <w:lvlText w:val="o"/>
+      <w:lvlJc w:val="left"/>
+      <w:pPr>
+        <w:ind w:left="1440" w:hanging="360"/>
+      </w:pPr>
+      <w:rPr>
+        <w:rFonts w:ascii="Courier New" w:hAnsi="Courier New" w:cs="Courier New" w:hint="default"/>
+      </w:rPr>
+    </w:lvl>
+    <w:lvl w:ilvl="2" w:tplc="04090005" w:tentative="1">
+      <w:start w:val="1"/>
+      <w:numFmt w:val="bullet"/>
+      <w:lvlText w:val=""/>
+      <w:lvlJc w:val="left"/>
+      <w:pPr>
+        <w:ind w:left="2160" w:hanging="360"/>
+      </w:pPr>
+      <w:rPr>
+        <w:rFonts w:ascii="Wingdings" w:hAnsi="Wingdings" w:hint="default"/>
+      </w:rPr>
+    </w:lvl>
+    <w:lvl w:ilvl="3" w:tplc="04090001" w:tentative="1">
+      <w:start w:val="1"/>
+      <w:numFmt w:val="bullet"/>
+      <w:lvlText w:val=""/>
+      <w:lvlJc w:val="left"/>
+      <w:pPr>
+        <w:ind w:left="2880" w:hanging="360"/>
+      </w:pPr>
+      <w:rPr>
+        <w:rFonts w:ascii="Symbol" w:hAnsi="Symbol" w:hint="default"/>
+      </w:rPr>
+    </w:lvl>
+    <w:lvl w:ilvl="4" w:tplc="04090003" w:tentative="1">
+      <w:start w:val="1"/>
+      <w:numFmt w:val="bullet"/>
+      <w:lvlText w:val="o"/>
+      <w:lvlJc w:val="left"/>
+      <w:pPr>
+        <w:ind w:left="3600" w:hanging="360"/>
+      </w:pPr>
+      <w:rPr>
+        <w:rFonts w:ascii="Courier New" w:hAnsi="Courier New" w:cs="Courier New" w:hint="default"/>
+      </w:rPr>
+    </w:lvl>
+    <w:lvl w:ilvl="5" w:tplc="04090005" w:tentative="1">
+      <w:start w:val="1"/>
+      <w:numFmt w:val="bullet"/>
+      <w:lvlText w:val=""/>
+      <w:lvlJc w:val="left"/>
+      <w:pPr>
+        <w:ind w:left="4320" w:hanging="360"/>
+      </w:pPr>
+      <w:rPr>
+        <w:rFonts w:ascii="Wingdings" w:hAnsi="Wingdings" w:hint="default"/>
+      </w:rPr>
+    </w:lvl>
+    <w:lvl w:ilvl="6" w:tplc="04090001" w:tentative="1">
+      <w:start w:val="1"/>
+      <w:numFmt w:val="bullet"/>
+      <w:lvlText w:val=""/>
+      <w:lvlJc w:val="left"/>
+      <w:pPr>
+        <w:ind w:left="5040" w:hanging="360"/>
+      </w:pPr>
+      <w:rPr>
+        <w:rFonts w:ascii="Symbol" w:hAnsi="Symbol" w:hint="default"/>
+      </w:rPr>
+    </w:lvl>
+    <w:lvl w:ilvl="7" w:tplc="04090003" w:tentative="1">
+      <w:start w:val="1"/>
+      <w:numFmt w:val="bullet"/>
+      <w:lvlText w:val="o"/>
+      <w:lvlJc w:val="left"/>
+      <w:pPr>
+        <w:ind w:left="5760" w:hanging="360"/>
+      </w:pPr>
+      <w:rPr>
+        <w:rFonts w:ascii="Courier New" w:hAnsi="Courier New" w:cs="Courier New" w:hint="default"/>
+      </w:rPr>
+    </w:lvl>
+    <w:lvl w:ilvl="8" w:tplc="04090005" w:tentative="1">
+      <w:start w:val="1"/>
+      <w:numFmt w:val="bullet"/>
+      <w:lvlText w:val=""/>
+      <w:lvlJc w:val="left"/>
+      <w:pPr>
+        <w:ind w:left="6480" w:hanging="360"/>
+      </w:pPr>
+      <w:rPr>
+        <w:rFonts w:ascii="Wingdings" w:hAnsi="Wingdings" w:hint="default"/>
+      </w:rPr>
+    </w:lvl>
+  </w:abstractNum>
+  <w:abstractNum w:abstractNumId="23" w15:restartNumberingAfterBreak="0">
+    <w:nsid w:val="69582400"/>
+    <w:multiLevelType w:val="multilevel"/>
+    <w:tmpl w:val="7658909C"/>
+    <w:lvl w:ilvl="0">
+      <w:start w:val="1"/>
+      <w:numFmt w:val="bullet"/>
+      <w:lvlText w:val=""/>
+      <w:lvlJc w:val="left"/>
+      <w:pPr>
+        <w:tabs>
+          <w:tab w:val="num" w:pos="720"/>
+        </w:tabs>
+        <w:ind w:left="720" w:hanging="360"/>
+      </w:pPr>
+      <w:rPr>
+        <w:rFonts w:ascii="Symbol" w:hAnsi="Symbol" w:hint="default"/>
+        <w:sz w:val="20"/>
+      </w:rPr>
+    </w:lvl>
+    <w:lvl w:ilvl="1">
+      <w:start w:val="1"/>
+      <w:numFmt w:val="bullet"/>
+      <w:lvlText w:val="o"/>
+      <w:lvlJc w:val="left"/>
+      <w:pPr>
+        <w:tabs>
+          <w:tab w:val="num" w:pos="1440"/>
+        </w:tabs>
+        <w:ind w:left="1440" w:hanging="360"/>
+      </w:pPr>
+      <w:rPr>
+        <w:rFonts w:ascii="Courier New" w:hAnsi="Courier New" w:hint="default"/>
+        <w:sz w:val="20"/>
+      </w:rPr>
+    </w:lvl>
+    <w:lvl w:ilvl="2" w:tentative="1">
+      <w:start w:val="1"/>
+      <w:numFmt w:val="bullet"/>
+      <w:lvlText w:val=""/>
+      <w:lvlJc w:val="left"/>
+      <w:pPr>
+        <w:tabs>
+          <w:tab w:val="num" w:pos="2160"/>
+        </w:tabs>
+        <w:ind w:left="2160" w:hanging="360"/>
+      </w:pPr>
+      <w:rPr>
+        <w:rFonts w:ascii="Wingdings" w:hAnsi="Wingdings" w:hint="default"/>
+        <w:sz w:val="20"/>
+      </w:rPr>
+    </w:lvl>
+    <w:lvl w:ilvl="3" w:tentative="1">
+      <w:start w:val="1"/>
+      <w:numFmt w:val="bullet"/>
+      <w:lvlText w:val=""/>
+      <w:lvlJc w:val="left"/>
+      <w:pPr>
+        <w:tabs>
+          <w:tab w:val="num" w:pos="2880"/>
+        </w:tabs>
+        <w:ind w:left="2880" w:hanging="360"/>
+      </w:pPr>
+      <w:rPr>
+        <w:rFonts w:ascii="Wingdings" w:hAnsi="Wingdings" w:hint="default"/>
+        <w:sz w:val="20"/>
+      </w:rPr>
+    </w:lvl>
+    <w:lvl w:ilvl="4" w:tentative="1">
+      <w:start w:val="1"/>
+      <w:numFmt w:val="bullet"/>
+      <w:lvlText w:val=""/>
+      <w:lvlJc w:val="left"/>
+      <w:pPr>
+        <w:tabs>
+          <w:tab w:val="num" w:pos="3600"/>
+        </w:tabs>
+        <w:ind w:left="3600" w:hanging="360"/>
+      </w:pPr>
+      <w:rPr>
+        <w:rFonts w:ascii="Wingdings" w:hAnsi="Wingdings" w:hint="default"/>
+        <w:sz w:val="20"/>
+      </w:rPr>
+    </w:lvl>
+    <w:lvl w:ilvl="5" w:tentative="1">
+      <w:start w:val="1"/>
+      <w:numFmt w:val="bullet"/>
+      <w:lvlText w:val=""/>
+      <w:lvlJc w:val="left"/>
+      <w:pPr>
+        <w:tabs>
+          <w:tab w:val="num" w:pos="4320"/>
+        </w:tabs>
+        <w:ind w:left="4320" w:hanging="360"/>
+      </w:pPr>
+      <w:rPr>
+        <w:rFonts w:ascii="Wingdings" w:hAnsi="Wingdings" w:hint="default"/>
+        <w:sz w:val="20"/>
+      </w:rPr>
+    </w:lvl>
+    <w:lvl w:ilvl="6" w:tentative="1">
+      <w:start w:val="1"/>
+      <w:numFmt w:val="bullet"/>
+      <w:lvlText w:val=""/>
+      <w:lvlJc w:val="left"/>
+      <w:pPr>
+        <w:tabs>
+          <w:tab w:val="num" w:pos="5040"/>
+        </w:tabs>
+        <w:ind w:left="5040" w:hanging="360"/>
+      </w:pPr>
+      <w:rPr>
+        <w:rFonts w:ascii="Wingdings" w:hAnsi="Wingdings" w:hint="default"/>
+        <w:sz w:val="20"/>
+      </w:rPr>
+    </w:lvl>
+    <w:lvl w:ilvl="7" w:tentative="1">
+      <w:start w:val="1"/>
+      <w:numFmt w:val="bullet"/>
+      <w:lvlText w:val=""/>
+      <w:lvlJc w:val="left"/>
+      <w:pPr>
+        <w:tabs>
+          <w:tab w:val="num" w:pos="5760"/>
+        </w:tabs>
+        <w:ind w:left="5760" w:hanging="360"/>
+      </w:pPr>
+      <w:rPr>
+        <w:rFonts w:ascii="Wingdings" w:hAnsi="Wingdings" w:hint="default"/>
+        <w:sz w:val="20"/>
+      </w:rPr>
+    </w:lvl>
+    <w:lvl w:ilvl="8" w:tentative="1">
+      <w:start w:val="1"/>
+      <w:numFmt w:val="bullet"/>
+      <w:lvlText w:val=""/>
+      <w:lvlJc w:val="left"/>
+      <w:pPr>
+        <w:tabs>
+          <w:tab w:val="num" w:pos="6480"/>
+        </w:tabs>
+        <w:ind w:left="6480" w:hanging="360"/>
+      </w:pPr>
+      <w:rPr>
+        <w:rFonts w:ascii="Wingdings" w:hAnsi="Wingdings" w:hint="default"/>
+        <w:sz w:val="20"/>
+      </w:rPr>
+    </w:lvl>
+  </w:abstractNum>
+  <w:abstractNum w:abstractNumId="24" w15:restartNumberingAfterBreak="0">
     <w:nsid w:val="6E9C35FD"/>
     <w:multiLevelType w:val="hybridMultilevel"/>
     <w:tmpl w:val="F8325702"/>
@@ -2192,47 +5094,232 @@
       </w:rPr>
     </w:lvl>
   </w:abstractNum>
+  <w:abstractNum w:abstractNumId="25" w15:restartNumberingAfterBreak="0">
+    <w:nsid w:val="7F855DA0"/>
+    <w:multiLevelType w:val="multilevel"/>
+    <w:tmpl w:val="1736F6D4"/>
+    <w:lvl w:ilvl="0">
+      <w:start w:val="1"/>
+      <w:numFmt w:val="bullet"/>
+      <w:lvlText w:val=""/>
+      <w:lvlJc w:val="left"/>
+      <w:pPr>
+        <w:tabs>
+          <w:tab w:val="num" w:pos="720"/>
+        </w:tabs>
+        <w:ind w:left="720" w:hanging="360"/>
+      </w:pPr>
+      <w:rPr>
+        <w:rFonts w:ascii="Symbol" w:hAnsi="Symbol" w:hint="default"/>
+        <w:sz w:val="20"/>
+      </w:rPr>
+    </w:lvl>
+    <w:lvl w:ilvl="1" w:tentative="1">
+      <w:start w:val="1"/>
+      <w:numFmt w:val="bullet"/>
+      <w:lvlText w:val="o"/>
+      <w:lvlJc w:val="left"/>
+      <w:pPr>
+        <w:tabs>
+          <w:tab w:val="num" w:pos="1440"/>
+        </w:tabs>
+        <w:ind w:left="1440" w:hanging="360"/>
+      </w:pPr>
+      <w:rPr>
+        <w:rFonts w:ascii="Courier New" w:hAnsi="Courier New" w:hint="default"/>
+        <w:sz w:val="20"/>
+      </w:rPr>
+    </w:lvl>
+    <w:lvl w:ilvl="2" w:tentative="1">
+      <w:start w:val="1"/>
+      <w:numFmt w:val="bullet"/>
+      <w:lvlText w:val=""/>
+      <w:lvlJc w:val="left"/>
+      <w:pPr>
+        <w:tabs>
+          <w:tab w:val="num" w:pos="2160"/>
+        </w:tabs>
+        <w:ind w:left="2160" w:hanging="360"/>
+      </w:pPr>
+      <w:rPr>
+        <w:rFonts w:ascii="Wingdings" w:hAnsi="Wingdings" w:hint="default"/>
+        <w:sz w:val="20"/>
+      </w:rPr>
+    </w:lvl>
+    <w:lvl w:ilvl="3" w:tentative="1">
+      <w:start w:val="1"/>
+      <w:numFmt w:val="bullet"/>
+      <w:lvlText w:val=""/>
+      <w:lvlJc w:val="left"/>
+      <w:pPr>
+        <w:tabs>
+          <w:tab w:val="num" w:pos="2880"/>
+        </w:tabs>
+        <w:ind w:left="2880" w:hanging="360"/>
+      </w:pPr>
+      <w:rPr>
+        <w:rFonts w:ascii="Wingdings" w:hAnsi="Wingdings" w:hint="default"/>
+        <w:sz w:val="20"/>
+      </w:rPr>
+    </w:lvl>
+    <w:lvl w:ilvl="4" w:tentative="1">
+      <w:start w:val="1"/>
+      <w:numFmt w:val="bullet"/>
+      <w:lvlText w:val=""/>
+      <w:lvlJc w:val="left"/>
+      <w:pPr>
+        <w:tabs>
+          <w:tab w:val="num" w:pos="3600"/>
+        </w:tabs>
+        <w:ind w:left="3600" w:hanging="360"/>
+      </w:pPr>
+      <w:rPr>
+        <w:rFonts w:ascii="Wingdings" w:hAnsi="Wingdings" w:hint="default"/>
+        <w:sz w:val="20"/>
+      </w:rPr>
+    </w:lvl>
+    <w:lvl w:ilvl="5" w:tentative="1">
+      <w:start w:val="1"/>
+      <w:numFmt w:val="bullet"/>
+      <w:lvlText w:val=""/>
+      <w:lvlJc w:val="left"/>
+      <w:pPr>
+        <w:tabs>
+          <w:tab w:val="num" w:pos="4320"/>
+        </w:tabs>
+        <w:ind w:left="4320" w:hanging="360"/>
+      </w:pPr>
+      <w:rPr>
+        <w:rFonts w:ascii="Wingdings" w:hAnsi="Wingdings" w:hint="default"/>
+        <w:sz w:val="20"/>
+      </w:rPr>
+    </w:lvl>
+    <w:lvl w:ilvl="6" w:tentative="1">
+      <w:start w:val="1"/>
+      <w:numFmt w:val="bullet"/>
+      <w:lvlText w:val=""/>
+      <w:lvlJc w:val="left"/>
+      <w:pPr>
+        <w:tabs>
+          <w:tab w:val="num" w:pos="5040"/>
+        </w:tabs>
+        <w:ind w:left="5040" w:hanging="360"/>
+      </w:pPr>
+      <w:rPr>
+        <w:rFonts w:ascii="Wingdings" w:hAnsi="Wingdings" w:hint="default"/>
+        <w:sz w:val="20"/>
+      </w:rPr>
+    </w:lvl>
+    <w:lvl w:ilvl="7" w:tentative="1">
+      <w:start w:val="1"/>
+      <w:numFmt w:val="bullet"/>
+      <w:lvlText w:val=""/>
+      <w:lvlJc w:val="left"/>
+      <w:pPr>
+        <w:tabs>
+          <w:tab w:val="num" w:pos="5760"/>
+        </w:tabs>
+        <w:ind w:left="5760" w:hanging="360"/>
+      </w:pPr>
+      <w:rPr>
+        <w:rFonts w:ascii="Wingdings" w:hAnsi="Wingdings" w:hint="default"/>
+        <w:sz w:val="20"/>
+      </w:rPr>
+    </w:lvl>
+    <w:lvl w:ilvl="8" w:tentative="1">
+      <w:start w:val="1"/>
+      <w:numFmt w:val="bullet"/>
+      <w:lvlText w:val=""/>
+      <w:lvlJc w:val="left"/>
+      <w:pPr>
+        <w:tabs>
+          <w:tab w:val="num" w:pos="6480"/>
+        </w:tabs>
+        <w:ind w:left="6480" w:hanging="360"/>
+      </w:pPr>
+      <w:rPr>
+        <w:rFonts w:ascii="Wingdings" w:hAnsi="Wingdings" w:hint="default"/>
+        <w:sz w:val="20"/>
+      </w:rPr>
+    </w:lvl>
+  </w:abstractNum>
   <w:num w:numId="1" w16cid:durableId="1340042077">
-    <w:abstractNumId w:val="5"/>
+    <w:abstractNumId w:val="11"/>
   </w:num>
   <w:num w:numId="2" w16cid:durableId="1709527625">
-    <w:abstractNumId w:val="1"/>
+    <w:abstractNumId w:val="3"/>
   </w:num>
   <w:num w:numId="3" w16cid:durableId="986976298">
     <w:abstractNumId w:val="0"/>
   </w:num>
   <w:num w:numId="4" w16cid:durableId="2049990192">
+    <w:abstractNumId w:val="16"/>
+  </w:num>
+  <w:num w:numId="5" w16cid:durableId="1111585720">
+    <w:abstractNumId w:val="7"/>
+  </w:num>
+  <w:num w:numId="6" w16cid:durableId="1289161316">
+    <w:abstractNumId w:val="21"/>
+  </w:num>
+  <w:num w:numId="7" w16cid:durableId="1033726091">
+    <w:abstractNumId w:val="24"/>
+  </w:num>
+  <w:num w:numId="8" w16cid:durableId="1011227320">
+    <w:abstractNumId w:val="17"/>
+  </w:num>
+  <w:num w:numId="9" w16cid:durableId="554244451">
+    <w:abstractNumId w:val="5"/>
+  </w:num>
+  <w:num w:numId="10" w16cid:durableId="901209836">
+    <w:abstractNumId w:val="15"/>
+  </w:num>
+  <w:num w:numId="11" w16cid:durableId="1638682687">
+    <w:abstractNumId w:val="18"/>
+  </w:num>
+  <w:num w:numId="12" w16cid:durableId="749280518">
+    <w:abstractNumId w:val="12"/>
+  </w:num>
+  <w:num w:numId="13" w16cid:durableId="52967074">
+    <w:abstractNumId w:val="9"/>
+  </w:num>
+  <w:num w:numId="14" w16cid:durableId="2052680239">
+    <w:abstractNumId w:val="19"/>
+  </w:num>
+  <w:num w:numId="15" w16cid:durableId="515189990">
+    <w:abstractNumId w:val="20"/>
+  </w:num>
+  <w:num w:numId="16" w16cid:durableId="1077942366">
+    <w:abstractNumId w:val="6"/>
+  </w:num>
+  <w:num w:numId="17" w16cid:durableId="1571383410">
+    <w:abstractNumId w:val="25"/>
+  </w:num>
+  <w:num w:numId="18" w16cid:durableId="1354723344">
     <w:abstractNumId w:val="8"/>
   </w:num>
-  <w:num w:numId="5" w16cid:durableId="1111585720">
-    <w:abstractNumId w:val="3"/>
+  <w:num w:numId="19" w16cid:durableId="755324945">
+    <w:abstractNumId w:val="23"/>
   </w:num>
-  <w:num w:numId="6" w16cid:durableId="1289161316">
-    <w:abstractNumId w:val="12"/>
+  <w:num w:numId="20" w16cid:durableId="73939031">
+    <w:abstractNumId w:val="4"/>
   </w:num>
-  <w:num w:numId="7" w16cid:durableId="1033726091">
-    <w:abstractNumId w:val="13"/>
+  <w:num w:numId="21" w16cid:durableId="417363028">
+    <w:abstractNumId w:val="10"/>
   </w:num>
-  <w:num w:numId="8" w16cid:durableId="1011227320">
-    <w:abstractNumId w:val="9"/>
+  <w:num w:numId="22" w16cid:durableId="439567431">
+    <w:abstractNumId w:val="1"/>
   </w:num>
-  <w:num w:numId="9" w16cid:durableId="554244451">
+  <w:num w:numId="23" w16cid:durableId="691494907">
+    <w:abstractNumId w:val="22"/>
+  </w:num>
+  <w:num w:numId="24" w16cid:durableId="695931336">
     <w:abstractNumId w:val="2"/>
   </w:num>
-  <w:num w:numId="10" w16cid:durableId="901209836">
-    <w:abstractNumId w:val="7"/>
+  <w:num w:numId="25" w16cid:durableId="696345972">
+    <w:abstractNumId w:val="14"/>
   </w:num>
-  <w:num w:numId="11" w16cid:durableId="1638682687">
-    <w:abstractNumId w:val="10"/>
-  </w:num>
-  <w:num w:numId="12" w16cid:durableId="749280518">
-    <w:abstractNumId w:val="6"/>
-  </w:num>
-  <w:num w:numId="13" w16cid:durableId="52967074">
-    <w:abstractNumId w:val="4"/>
-  </w:num>
-  <w:num w:numId="14" w16cid:durableId="2052680239">
-    <w:abstractNumId w:val="11"/>
+  <w:num w:numId="26" w16cid:durableId="1055087718">
+    <w:abstractNumId w:val="13"/>
   </w:num>
 </w:numbering>
 </file>
@@ -2850,7 +5937,6 @@
   <w:style w:type="character" w:default="1" w:styleId="DefaultParagraphFont">
     <w:name w:val="Default Paragraph Font"/>
     <w:uiPriority w:val="1"/>
-    <w:semiHidden/>
     <w:unhideWhenUsed/>
   </w:style>
   <w:style w:type="table" w:default="1" w:styleId="TableNormal">
